--- a/docs/wise-whitepaper-en.docx
+++ b/docs/wise-whitepaper-en.docx
@@ -12,7 +12,7 @@
           <w:sz w:val="22"/>
           <w:szCs w:val="22"/>
         </w:rPr>
-        <w:t xml:space="preserve">WISE COIN (WISE) — OFFICIAL WHITEPAPER</w:t>
+        <w:t xml:space="preserve">WiseCoin (WISE) — OFFICIAL WHITEPAPER</w:t>
       </w:r>
     </w:p>
     <w:p>
@@ -144,7 +144,7 @@
           <w:sz w:val="32"/>
           <w:szCs w:val="32"/>
         </w:rPr>
-        <w:t xml:space="preserve">5. Rank-Based Dividend System</w:t>
+        <w:t xml:space="preserve">5. Dividend System</w:t>
       </w:r>
     </w:p>
     <w:p>
@@ -258,7 +258,7 @@
           <w:sz w:val="22"/>
           <w:szCs w:val="22"/>
         </w:rPr>
-        <w:t xml:space="preserve">WISE COIN (WISE) is an ERC-20 utility token that rewards committed holders with higher returns through a unique rank-based dividend system.</w:t>
+        <w:t xml:space="preserve">WiseCoin (WISE) is an ERC-20 utility token designed to deliver consistent passive income to individual investors through a transparent daily dividend model.</w:t>
       </w:r>
     </w:p>
     <w:p>
@@ -271,7 +271,7 @@
           <w:sz w:val="22"/>
           <w:szCs w:val="22"/>
         </w:rPr>
-        <w:t xml:space="preserve">Unlike traditional flat-rate tokens, WISE COIN's dividend rate scales with your holdings — from 0.1% daily for entry-level holders to 0.5% daily for VIP-tier investors. This structure incentivizes long-term commitment and rewards conviction.</w:t>
+        <w:t xml:space="preserve">Every holder earns a flat 0.3% daily dividend on their holdings, calculated using simple interest. The same rate applies to everyone, regardless of the amount held — creating a simple, predictable, and fair income stream.</w:t>
       </w:r>
     </w:p>
     <w:p>
@@ -300,7 +300,7 @@
           <w:sz w:val="22"/>
           <w:szCs w:val="22"/>
         </w:rPr>
-        <w:t xml:space="preserve">•  Rank-based daily dividends from 0.1% to 0.5% (simple interest)</w:t>
+        <w:t xml:space="preserve">•  0.3% daily dividend paid in WISE tokens (simple interest)</w:t>
       </w:r>
     </w:p>
     <w:p>
@@ -314,7 +314,7 @@
           <w:sz w:val="22"/>
           <w:szCs w:val="22"/>
         </w:rPr>
-        <w:t xml:space="preserve">•  5-tier rank system: Regular, Silver, Gold, Diamond, VIP</w:t>
+        <w:t xml:space="preserve">•  Flat rate applied equally to all holders</w:t>
       </w:r>
     </w:p>
     <w:p>
@@ -370,7 +370,7 @@
           <w:sz w:val="22"/>
           <w:szCs w:val="22"/>
         </w:rPr>
-        <w:t xml:space="preserve">•  Scheduled listing: Late December 2027</w:t>
+        <w:t xml:space="preserve">•  Scheduled listing: September 30, 2026, 11:00 JST</w:t>
       </w:r>
     </w:p>
     <w:p>
@@ -397,7 +397,7 @@
           <w:sz w:val="22"/>
           <w:szCs w:val="22"/>
         </w:rPr>
-        <w:t xml:space="preserve">WISE COIN combines the security of Ethereum-based ERC-20 smart contracts with an innovative tier-based reward model. The more you hold, the more you earn — creating a transparent and meritocratic dividend structure that rewards long-term believers.</w:t>
+        <w:t xml:space="preserve">WiseCoin combines the security of Ethereum-based ERC-20 smart contracts with a straightforward dividend structure, making predictable passive income accessible to both experienced crypto investors and newcomers.</w:t>
       </w:r>
     </w:p>
     <w:p>
@@ -410,7 +410,7 @@
           <w:sz w:val="22"/>
           <w:szCs w:val="22"/>
         </w:rPr>
-        <w:t xml:space="preserve">With 40% of total supply dedicated to the dividend reserve, WISE COIN is structured for long-term sustainability and to deliver consistent rewards across all rank tiers.</w:t>
+        <w:t xml:space="preserve">With 40% of total supply dedicated to the dividend reserve, WiseCoin is structured for long-term sustainability and to deliver consistent rewards to all holders.</w:t>
       </w:r>
     </w:p>
     <w:p>
@@ -489,7 +489,7 @@
           <w:sz w:val="22"/>
           <w:szCs w:val="22"/>
         </w:rPr>
-        <w:t xml:space="preserve">However, most tokens still rely on speculative price appreciation alone. Holders are exposed to high volatility without any predictable income stream. Even tokens that offer rewards typically apply a flat rate to all holders, providing no meaningful incentive for long-term commitment.</w:t>
+        <w:t xml:space="preserve">However, most tokens still rely on speculative price appreciation alone. Holders are exposed to high volatility without any predictable income stream. Traditional financial instruments like bonds and dividend-paying stocks offer regular income, but these are often inaccessible to global retail investors.</w:t>
       </w:r>
     </w:p>
     <w:p>
@@ -505,7 +505,7 @@
           <w:sz w:val="26"/>
           <w:szCs w:val="26"/>
         </w:rPr>
-        <w:t xml:space="preserve">2.2 The WISE COIN Solution</w:t>
+        <w:t xml:space="preserve">2.2 The WiseCoin Solution</w:t>
       </w:r>
     </w:p>
     <w:p>
@@ -518,7 +518,7 @@
           <w:sz w:val="22"/>
           <w:szCs w:val="22"/>
         </w:rPr>
-        <w:t xml:space="preserve">WISE COIN introduces a tier-based reward system that fundamentally changes the relationship between holders and tokens. Instead of treating all holders equally, WISE COIN rewards conviction — the more tokens you hold, the higher your daily dividend rate.</w:t>
+        <w:t xml:space="preserve">WiseCoin addresses this gap by offering a dividend-paying ERC-20 token with a clear path to exchange listing. Rather than relying on speculation alone, WISE holders receive 0.3% of their holdings daily as dividends, calculated using simple interest.</w:t>
       </w:r>
     </w:p>
     <w:p>
@@ -531,7 +531,7 @@
           <w:sz w:val="22"/>
           <w:szCs w:val="22"/>
         </w:rPr>
-        <w:t xml:space="preserve">This creates a clear, transparent incentive structure:</w:t>
+        <w:t xml:space="preserve">This creates a clear, transparent income structure:</w:t>
       </w:r>
     </w:p>
     <w:p>
@@ -545,7 +545,7 @@
           <w:sz w:val="22"/>
           <w:szCs w:val="22"/>
         </w:rPr>
-        <w:t xml:space="preserve">•  Entry-level investors can start earning passive income at 0.1% daily</w:t>
+        <w:t xml:space="preserve">•  Every holder earns the same 0.3% daily rate, regardless of holdings</w:t>
       </w:r>
     </w:p>
     <w:p>
@@ -559,7 +559,7 @@
           <w:sz w:val="22"/>
           <w:szCs w:val="22"/>
         </w:rPr>
-        <w:t xml:space="preserve">•  Committed holders can scale up to 0.5% daily by reaching the VIP tier</w:t>
+        <w:t xml:space="preserve">•  Income is predictable and calculated using simple interest</w:t>
       </w:r>
     </w:p>
     <w:p>
@@ -573,7 +573,7 @@
           <w:sz w:val="22"/>
           <w:szCs w:val="22"/>
         </w:rPr>
-        <w:t xml:space="preserve">•  All ranks benefit from the security and liquidity of bitcastle listing</w:t>
+        <w:t xml:space="preserve">•  All holders benefit from the security and liquidity of bitcastle listing</w:t>
       </w:r>
     </w:p>
     <w:p>
@@ -586,7 +586,7 @@
           <w:sz w:val="22"/>
           <w:szCs w:val="22"/>
         </w:rPr>
-        <w:t xml:space="preserve">By combining tier-based rewards with the reliability of ERC-20 smart contracts, WISE COIN offers a clear path from casual investor to long-term stakeholder.</w:t>
+        <w:t xml:space="preserve">By combining a transparent dividend model with the reliability of ERC-20 smart contracts, WiseCoin makes predictable passive income accessible to everyone.</w:t>
       </w:r>
     </w:p>
     <w:p>
@@ -615,7 +615,7 @@
           <w:sz w:val="22"/>
           <w:szCs w:val="22"/>
         </w:rPr>
-        <w:t xml:space="preserve">WISE COIN was created to reward committed holders with higher returns. By combining a rank-based dividend model with ERC-20 smart contract security, WISE empowers investors to grow their earnings as they increase their holdings.</w:t>
+        <w:t xml:space="preserve">WiseCoin was created to bring predictable passive income to individual investors. By combining a transparent 0.3% daily dividend model with ERC-20 smart contract security, WISE empowers holders to earn consistent daily returns on their investment.</w:t>
       </w:r>
     </w:p>
     <w:p>
@@ -644,7 +644,7 @@
           <w:sz w:val="22"/>
           <w:szCs w:val="22"/>
         </w:rPr>
-        <w:t xml:space="preserve">•  Rank Rewards — Hold more, earn more (up to 0.5% daily)</w:t>
+        <w:t xml:space="preserve">•  Daily Rewards — A flat 0.3% daily dividend for every holder</w:t>
       </w:r>
     </w:p>
     <w:p>
@@ -849,7 +849,7 @@
                 <w:sz w:val="20"/>
                 <w:szCs w:val="20"/>
               </w:rPr>
-              <w:t xml:space="preserve">WISE COIN</w:t>
+              <w:t xml:space="preserve">WiseCoin</w:t>
             </w:r>
           </w:p>
         </w:tc>
@@ -1269,7 +1269,7 @@
                 <w:sz w:val="20"/>
                 <w:szCs w:val="20"/>
               </w:rPr>
-              <w:t xml:space="preserve">0.1%–0.5% (Rank-Based)</w:t>
+              <w:t xml:space="preserve">0.3% (Simple Interest)</w:t>
             </w:r>
           </w:p>
         </w:tc>
@@ -1389,7 +1389,7 @@
                 <w:sz w:val="20"/>
                 <w:szCs w:val="20"/>
               </w:rPr>
-              <w:t xml:space="preserve">Late December 2027</w:t>
+              <w:t xml:space="preserve">Sep 30, 2026, 11:00 JST</w:t>
             </w:r>
           </w:p>
         </w:tc>
@@ -2088,7 +2088,7 @@
           <w:sz w:val="22"/>
           <w:szCs w:val="22"/>
         </w:rPr>
-        <w:t xml:space="preserve">The largest allocation is dedicated to funding the rank-based dividend program. This 40% reserve — larger than typical token projects — ensures long-term sustainability of higher-tier rewards (up to 0.5% daily for VIP holders) and demonstrates webwise's commitment to delivering consistent payments.</w:t>
+        <w:t xml:space="preserve">The largest allocation is dedicated to funding daily dividend payments. This 40% reserve — larger than typical token projects — ensures long-term sustainability of the 0.3% daily dividend program and demonstrates webwise's commitment to delivering consistent payments.</w:t>
       </w:r>
     </w:p>
     <w:p>
@@ -2117,7 +2117,7 @@
           <w:sz w:val="22"/>
           <w:szCs w:val="22"/>
         </w:rPr>
-        <w:t xml:space="preserve">Tokens available for purchase at ¥1 per token. The public sale provides broad access to WISE for individual investors worldwide and forms the foundation for the rank-based ecosystem.</w:t>
+        <w:t xml:space="preserve">Tokens available for purchase at ¥1 per token. The public sale provides broad access to WISE for individual investors worldwide and forms the foundation for the dividend ecosystem.</w:t>
       </w:r>
     </w:p>
     <w:p>
@@ -2146,7 +2146,7 @@
           <w:sz w:val="22"/>
           <w:szCs w:val="22"/>
         </w:rPr>
-        <w:t xml:space="preserve">Allocated for ongoing development, infrastructure, operational costs, marketing, and team incentives. This fund supports the long-term growth and maintenance of the WISE COIN ecosystem.</w:t>
+        <w:t xml:space="preserve">Allocated for ongoing development, infrastructure, operational costs, marketing, and team incentives. This fund supports the long-term growth and maintenance of the WiseCoin ecosystem.</w:t>
       </w:r>
     </w:p>
     <w:p>
@@ -2196,7 +2196,7 @@
           <w:sz w:val="32"/>
           <w:szCs w:val="32"/>
         </w:rPr>
-        <w:t xml:space="preserve">5. RANK-BASED DIVIDEND SYSTEM</w:t>
+        <w:t xml:space="preserve">5. DIVIDEND SYSTEM</w:t>
       </w:r>
     </w:p>
     <w:p>
@@ -2212,7 +2212,7 @@
           <w:szCs w:val="20"/>
           <w:shd w:fill="FFFF00" w:val="clear"/>
         </w:rPr>
-        <w:t xml:space="preserve">[IMAGE SUGGESTION: Tier/rank visualization or growing bars. Green tones. Shutterstock keyword: "tier ranking growth chart". Designer's choice.]</w:t>
+        <w:t xml:space="preserve">[IMAGE SUGGESTION: Daily income / passive earnings visualization. Green tones. Shutterstock keyword: "passive income daily growth chart". Designer's choice.]</w:t>
       </w:r>
     </w:p>
     <w:p>
@@ -2241,7 +2241,7 @@
           <w:sz w:val="22"/>
           <w:szCs w:val="22"/>
         </w:rPr>
-        <w:t xml:space="preserve">WISE COIN's core innovation is its rank-based dividend system. Rather than applying a flat rate to all holders, WISE rewards conviction — holders who commit more tokens receive higher daily dividend rates.</w:t>
+        <w:t xml:space="preserve">WiseCoin's core value proposition is its 0.3% daily dividend, calculated using simple interest on each holder's token balance. The same flat rate applies to every holder, regardless of the amount held — providing a simple, predictable, and fair return.</w:t>
       </w:r>
     </w:p>
     <w:p>
@@ -2257,7 +2257,81 @@
           <w:sz w:val="26"/>
           <w:szCs w:val="26"/>
         </w:rPr>
-        <w:t xml:space="preserve">5.2 Rank Tiers</w:t>
+        <w:t xml:space="preserve">5.2 Calculation Method</w:t>
+      </w:r>
+    </w:p>
+    <w:p>
+      <w:pPr>
+        <w:spacing w:after="100" w:before="100"/>
+        <w:jc w:val="center"/>
+      </w:pPr>
+      <w:r>
+        <w:rPr>
+          <w:rFonts w:ascii="Calibri" w:cs="Calibri" w:eastAsia="Calibri" w:hAnsi="Calibri"/>
+          <w:b/>
+          <w:bCs/>
+          <w:sz w:val="24"/>
+          <w:szCs w:val="24"/>
+        </w:rPr>
+        <w:t xml:space="preserve">Formula:</w:t>
+      </w:r>
+    </w:p>
+    <w:p>
+      <w:pPr>
+        <w:spacing w:after="60" w:before="60"/>
+      </w:pPr>
+      <w:r>
+        <w:rPr>
+          <w:rFonts w:ascii="Calibri" w:cs="Calibri" w:eastAsia="Calibri" w:hAnsi="Calibri"/>
+          <w:sz w:val="22"/>
+          <w:szCs w:val="22"/>
+        </w:rPr>
+        <w:t xml:space="preserve">Holdings × 0.003 = Daily Dividend (WISE)</w:t>
+      </w:r>
+    </w:p>
+    <w:p>
+      <w:pPr>
+        <w:spacing w:after="60" w:before="60"/>
+      </w:pPr>
+      <w:r>
+        <w:rPr>
+          <w:rFonts w:ascii="Calibri" w:cs="Calibri" w:eastAsia="Calibri" w:hAnsi="Calibri"/>
+          <w:sz w:val="22"/>
+          <w:szCs w:val="22"/>
+        </w:rPr>
+        <w:t xml:space="preserve">Each holder's daily dividend is calculated using simple interest, meaning the rate applies to the original holdings rather than compounded amounts. The dividend is paid in WISE tokens based on the number of tokens held.</w:t>
+      </w:r>
+    </w:p>
+    <w:p>
+      <w:pPr>
+        <w:pStyle w:val="Heading2"/>
+        <w:spacing w:after="150" w:before="300"/>
+      </w:pPr>
+      <w:r>
+        <w:rPr>
+          <w:rFonts w:ascii="Calibri" w:cs="Calibri" w:eastAsia="Calibri" w:hAnsi="Calibri"/>
+          <w:b/>
+          <w:bCs/>
+          <w:sz w:val="26"/>
+          <w:szCs w:val="26"/>
+        </w:rPr>
+        <w:t xml:space="preserve">5.3 Scenario Simulations</w:t>
+      </w:r>
+    </w:p>
+    <w:p>
+      <w:pPr>
+        <w:spacing w:after="100" w:before="100"/>
+      </w:pPr>
+      <w:r>
+        <w:rPr>
+          <w:rFonts w:ascii="Calibri" w:cs="Calibri" w:eastAsia="Calibri" w:hAnsi="Calibri"/>
+          <w:i/>
+          <w:iCs/>
+          <w:sz w:val="20"/>
+          <w:szCs w:val="20"/>
+          <w:shd w:fill="FFFF00" w:val="clear"/>
+        </w:rPr>
+        <w:t xml:space="preserve">[Note to designer: Please format as a clean comparison table]</w:t>
       </w:r>
     </w:p>
     <w:p>
@@ -2310,7 +2384,7 @@
                 <w:sz w:val="20"/>
                 <w:szCs w:val="20"/>
               </w:rPr>
-              <w:t xml:space="preserve">Rank</w:t>
+              <w:t xml:space="preserve">100,000 WISE</w:t>
             </w:r>
           </w:p>
         </w:tc>
@@ -2340,7 +2414,7 @@
                 <w:sz w:val="20"/>
                 <w:szCs w:val="20"/>
               </w:rPr>
-              <w:t xml:space="preserve">Required Holdings</w:t>
+              <w:t xml:space="preserve">1,000,000 WISE</w:t>
             </w:r>
           </w:p>
         </w:tc>
@@ -2370,7 +2444,7 @@
                 <w:sz w:val="20"/>
                 <w:szCs w:val="20"/>
               </w:rPr>
-              <w:t xml:space="preserve">Daily Rate</w:t>
+              <w:t xml:space="preserve">10,000,000 WISE</w:t>
             </w:r>
           </w:p>
         </w:tc>
@@ -2400,7 +2474,7 @@
                 <w:sz w:val="20"/>
                 <w:szCs w:val="20"/>
               </w:rPr>
-              <w:t xml:space="preserve">Annual Equivalent</w:t>
+              <w:t xml:space="preserve"/>
             </w:r>
           </w:p>
         </w:tc>
@@ -2431,7 +2505,7 @@
                 <w:sz w:val="20"/>
                 <w:szCs w:val="20"/>
               </w:rPr>
-              <w:t xml:space="preserve">Regular</w:t>
+              <w:t xml:space="preserve">Daily Rate</w:t>
             </w:r>
           </w:p>
         </w:tc>
@@ -2460,7 +2534,7 @@
                 <w:sz w:val="20"/>
                 <w:szCs w:val="20"/>
               </w:rPr>
-              <w:t xml:space="preserve">0 – 9,999,999</w:t>
+              <w:t xml:space="preserve">0.3%</w:t>
             </w:r>
           </w:p>
         </w:tc>
@@ -2489,7 +2563,7 @@
                 <w:sz w:val="20"/>
                 <w:szCs w:val="20"/>
               </w:rPr>
-              <w:t xml:space="preserve">0.1%</w:t>
+              <w:t xml:space="preserve">0.3%</w:t>
             </w:r>
           </w:p>
         </w:tc>
@@ -2518,7 +2592,7 @@
                 <w:sz w:val="20"/>
                 <w:szCs w:val="20"/>
               </w:rPr>
-              <w:t xml:space="preserve">~36.5%</w:t>
+              <w:t xml:space="preserve">0.3%</w:t>
             </w:r>
           </w:p>
         </w:tc>
@@ -2549,7 +2623,7 @@
                 <w:sz w:val="20"/>
                 <w:szCs w:val="20"/>
               </w:rPr>
-              <w:t xml:space="preserve">Silver</w:t>
+              <w:t xml:space="preserve">Daily Dividend</w:t>
             </w:r>
           </w:p>
         </w:tc>
@@ -2578,7 +2652,7 @@
                 <w:sz w:val="20"/>
                 <w:szCs w:val="20"/>
               </w:rPr>
-              <w:t xml:space="preserve">10,000,000 – 19,999,999</w:t>
+              <w:t xml:space="preserve">300</w:t>
             </w:r>
           </w:p>
         </w:tc>
@@ -2607,7 +2681,7 @@
                 <w:sz w:val="20"/>
                 <w:szCs w:val="20"/>
               </w:rPr>
-              <w:t xml:space="preserve">0.2%</w:t>
+              <w:t xml:space="preserve">3,000</w:t>
             </w:r>
           </w:p>
         </w:tc>
@@ -2636,7 +2710,7 @@
                 <w:sz w:val="20"/>
                 <w:szCs w:val="20"/>
               </w:rPr>
-              <w:t xml:space="preserve">~73%</w:t>
+              <w:t xml:space="preserve">30,000</w:t>
             </w:r>
           </w:p>
         </w:tc>
@@ -2667,7 +2741,7 @@
                 <w:sz w:val="20"/>
                 <w:szCs w:val="20"/>
               </w:rPr>
-              <w:t xml:space="preserve">Gold</w:t>
+              <w:t xml:space="preserve">30-Day Total</w:t>
             </w:r>
           </w:p>
         </w:tc>
@@ -2696,7 +2770,7 @@
                 <w:sz w:val="20"/>
                 <w:szCs w:val="20"/>
               </w:rPr>
-              <w:t xml:space="preserve">20,000,000 – 29,999,999</w:t>
+              <w:t xml:space="preserve">9,000</w:t>
             </w:r>
           </w:p>
         </w:tc>
@@ -2725,7 +2799,7 @@
                 <w:sz w:val="20"/>
                 <w:szCs w:val="20"/>
               </w:rPr>
-              <w:t xml:space="preserve">0.3%</w:t>
+              <w:t xml:space="preserve">90,000</w:t>
             </w:r>
           </w:p>
         </w:tc>
@@ -2754,7 +2828,7 @@
                 <w:sz w:val="20"/>
                 <w:szCs w:val="20"/>
               </w:rPr>
-              <w:t xml:space="preserve">~109.5%</w:t>
+              <w:t xml:space="preserve">900,000</w:t>
             </w:r>
           </w:p>
         </w:tc>
@@ -2785,7 +2859,7 @@
                 <w:sz w:val="20"/>
                 <w:szCs w:val="20"/>
               </w:rPr>
-              <w:t xml:space="preserve">Diamond</w:t>
+              <w:t xml:space="preserve">90-Day Total</w:t>
             </w:r>
           </w:p>
         </w:tc>
@@ -2814,7 +2888,7 @@
                 <w:sz w:val="20"/>
                 <w:szCs w:val="20"/>
               </w:rPr>
-              <w:t xml:space="preserve">30,000,000 – 39,999,999</w:t>
+              <w:t xml:space="preserve">27,000</w:t>
             </w:r>
           </w:p>
         </w:tc>
@@ -2843,7 +2917,7 @@
                 <w:sz w:val="20"/>
                 <w:szCs w:val="20"/>
               </w:rPr>
-              <w:t xml:space="preserve">0.4%</w:t>
+              <w:t xml:space="preserve">270,000</w:t>
             </w:r>
           </w:p>
         </w:tc>
@@ -2872,7 +2946,7 @@
                 <w:sz w:val="20"/>
                 <w:szCs w:val="20"/>
               </w:rPr>
-              <w:t xml:space="preserve">~146%</w:t>
+              <w:t xml:space="preserve">2,700,000</w:t>
             </w:r>
           </w:p>
         </w:tc>
@@ -2903,7 +2977,7 @@
                 <w:sz w:val="20"/>
                 <w:szCs w:val="20"/>
               </w:rPr>
-              <w:t xml:space="preserve">VIP</w:t>
+              <w:t xml:space="preserve">180-Day Total</w:t>
             </w:r>
           </w:p>
         </w:tc>
@@ -2932,7 +3006,7 @@
                 <w:sz w:val="20"/>
                 <w:szCs w:val="20"/>
               </w:rPr>
-              <w:t xml:space="preserve">40,000,000+</w:t>
+              <w:t xml:space="preserve">54,000</w:t>
             </w:r>
           </w:p>
         </w:tc>
@@ -2961,7 +3035,7 @@
                 <w:sz w:val="20"/>
                 <w:szCs w:val="20"/>
               </w:rPr>
-              <w:t xml:space="preserve">0.5%</w:t>
+              <w:t xml:space="preserve">540,000</w:t>
             </w:r>
           </w:p>
         </w:tc>
@@ -2990,7 +3064,125 @@
                 <w:sz w:val="20"/>
                 <w:szCs w:val="20"/>
               </w:rPr>
-              <w:t xml:space="preserve">~182.5%</w:t>
+              <w:t xml:space="preserve">5,400,000</w:t>
+            </w:r>
+          </w:p>
+        </w:tc>
+      </w:tr>
+      <w:tr>
+        <w:tc>
+          <w:tcPr>
+            <w:tcW w:type="dxa" w:w="2256"/>
+            <w:tcBorders>
+              <w:top w:val="single" w:color="CCCCCC" w:sz="1"/>
+              <w:left w:val="single" w:color="CCCCCC" w:sz="1"/>
+              <w:bottom w:val="single" w:color="CCCCCC" w:sz="1"/>
+              <w:right w:val="single" w:color="CCCCCC" w:sz="1"/>
+            </w:tcBorders>
+            <w:tcMar>
+              <w:top w:type="dxa" w:w="60"/>
+              <w:left w:type="dxa" w:w="100"/>
+              <w:bottom w:type="dxa" w:w="60"/>
+              <w:right w:type="dxa" w:w="100"/>
+            </w:tcMar>
+          </w:tcPr>
+          <w:p>
+            <w:r>
+              <w:rPr>
+                <w:rFonts w:ascii="Calibri" w:cs="Calibri" w:eastAsia="Calibri" w:hAnsi="Calibri"/>
+                <w:b w:val="false"/>
+                <w:bCs w:val="false"/>
+                <w:sz w:val="20"/>
+                <w:szCs w:val="20"/>
+              </w:rPr>
+              <w:t xml:space="preserve">Listing Value (¥10)</w:t>
+            </w:r>
+          </w:p>
+        </w:tc>
+        <w:tc>
+          <w:tcPr>
+            <w:tcW w:type="dxa" w:w="2256"/>
+            <w:tcBorders>
+              <w:top w:val="single" w:color="CCCCCC" w:sz="1"/>
+              <w:left w:val="single" w:color="CCCCCC" w:sz="1"/>
+              <w:bottom w:val="single" w:color="CCCCCC" w:sz="1"/>
+              <w:right w:val="single" w:color="CCCCCC" w:sz="1"/>
+            </w:tcBorders>
+            <w:tcMar>
+              <w:top w:type="dxa" w:w="60"/>
+              <w:left w:type="dxa" w:w="100"/>
+              <w:bottom w:type="dxa" w:w="60"/>
+              <w:right w:type="dxa" w:w="100"/>
+            </w:tcMar>
+          </w:tcPr>
+          <w:p>
+            <w:r>
+              <w:rPr>
+                <w:rFonts w:ascii="Calibri" w:cs="Calibri" w:eastAsia="Calibri" w:hAnsi="Calibri"/>
+                <w:b w:val="false"/>
+                <w:bCs w:val="false"/>
+                <w:sz w:val="20"/>
+                <w:szCs w:val="20"/>
+              </w:rPr>
+              <w:t xml:space="preserve">1,000,000</w:t>
+            </w:r>
+          </w:p>
+        </w:tc>
+        <w:tc>
+          <w:tcPr>
+            <w:tcW w:type="dxa" w:w="2256"/>
+            <w:tcBorders>
+              <w:top w:val="single" w:color="CCCCCC" w:sz="1"/>
+              <w:left w:val="single" w:color="CCCCCC" w:sz="1"/>
+              <w:bottom w:val="single" w:color="CCCCCC" w:sz="1"/>
+              <w:right w:val="single" w:color="CCCCCC" w:sz="1"/>
+            </w:tcBorders>
+            <w:tcMar>
+              <w:top w:type="dxa" w:w="60"/>
+              <w:left w:type="dxa" w:w="100"/>
+              <w:bottom w:type="dxa" w:w="60"/>
+              <w:right w:type="dxa" w:w="100"/>
+            </w:tcMar>
+          </w:tcPr>
+          <w:p>
+            <w:r>
+              <w:rPr>
+                <w:rFonts w:ascii="Calibri" w:cs="Calibri" w:eastAsia="Calibri" w:hAnsi="Calibri"/>
+                <w:b w:val="false"/>
+                <w:bCs w:val="false"/>
+                <w:sz w:val="20"/>
+                <w:szCs w:val="20"/>
+              </w:rPr>
+              <w:t xml:space="preserve">10,000,000</w:t>
+            </w:r>
+          </w:p>
+        </w:tc>
+        <w:tc>
+          <w:tcPr>
+            <w:tcW w:type="dxa" w:w="2258"/>
+            <w:tcBorders>
+              <w:top w:val="single" w:color="CCCCCC" w:sz="1"/>
+              <w:left w:val="single" w:color="CCCCCC" w:sz="1"/>
+              <w:bottom w:val="single" w:color="CCCCCC" w:sz="1"/>
+              <w:right w:val="single" w:color="CCCCCC" w:sz="1"/>
+            </w:tcBorders>
+            <w:tcMar>
+              <w:top w:type="dxa" w:w="60"/>
+              <w:left w:type="dxa" w:w="100"/>
+              <w:bottom w:type="dxa" w:w="60"/>
+              <w:right w:type="dxa" w:w="100"/>
+            </w:tcMar>
+          </w:tcPr>
+          <w:p>
+            <w:r>
+              <w:rPr>
+                <w:rFonts w:ascii="Calibri" w:cs="Calibri" w:eastAsia="Calibri" w:hAnsi="Calibri"/>
+                <w:b w:val="false"/>
+                <w:bCs w:val="false"/>
+                <w:sz w:val="20"/>
+                <w:szCs w:val="20"/>
+              </w:rPr>
+              <w:t xml:space="preserve">100,000,000</w:t>
             </w:r>
           </w:p>
         </w:tc>
@@ -3003,6 +3195,19 @@
     </w:p>
     <w:p>
       <w:pPr>
+        <w:spacing w:after="60" w:before="60"/>
+      </w:pPr>
+      <w:r>
+        <w:rPr>
+          <w:rFonts w:ascii="Calibri" w:cs="Calibri" w:eastAsia="Calibri" w:hAnsi="Calibri"/>
+          <w:sz w:val="22"/>
+          <w:szCs w:val="22"/>
+        </w:rPr>
+        <w:t xml:space="preserve">All values shown in WISE tokens. The listing value assumes the target price and is not guaranteed.</w:t>
+      </w:r>
+    </w:p>
+    <w:p>
+      <w:pPr>
         <w:pStyle w:val="Heading2"/>
         <w:spacing w:after="150" w:before="300"/>
       </w:pPr>
@@ -3014,23 +3219,7 @@
           <w:sz w:val="26"/>
           <w:szCs w:val="26"/>
         </w:rPr>
-        <w:t xml:space="preserve">5.3 Calculation Method</w:t>
-      </w:r>
-    </w:p>
-    <w:p>
-      <w:pPr>
-        <w:spacing w:after="100" w:before="100"/>
-        <w:jc w:val="center"/>
-      </w:pPr>
-      <w:r>
-        <w:rPr>
-          <w:rFonts w:ascii="Calibri" w:cs="Calibri" w:eastAsia="Calibri" w:hAnsi="Calibri"/>
-          <w:b/>
-          <w:bCs/>
-          <w:sz w:val="24"/>
-          <w:szCs w:val="24"/>
-        </w:rPr>
-        <w:t xml:space="preserve">Formula:</w:t>
+        <w:t xml:space="preserve">5.4 Payment Schedule</w:t>
       </w:r>
     </w:p>
     <w:p>
@@ -3043,20 +3232,7 @@
           <w:sz w:val="22"/>
           <w:szCs w:val="22"/>
         </w:rPr>
-        <w:t xml:space="preserve">Holdings × Rank Rate = Daily Dividend (WISE)</w:t>
-      </w:r>
-    </w:p>
-    <w:p>
-      <w:pPr>
-        <w:spacing w:after="60" w:before="60"/>
-      </w:pPr>
-      <w:r>
-        <w:rPr>
-          <w:rFonts w:ascii="Calibri" w:cs="Calibri" w:eastAsia="Calibri" w:hAnsi="Calibri"/>
-          <w:sz w:val="22"/>
-          <w:szCs w:val="22"/>
-        </w:rPr>
-        <w:t xml:space="preserve">Each holder's daily dividend is calculated using simple interest based on their current rank. Holders automatically benefit from rank upgrades as they accumulate more tokens.</w:t>
+        <w:t xml:space="preserve">Dividend payment schedules will be announced as the project progresses. The rate is calculated on a daily basis using simple interest.</w:t>
       </w:r>
     </w:p>
     <w:p>
@@ -3072,7 +3248,113 @@
           <w:sz w:val="26"/>
           <w:szCs w:val="26"/>
         </w:rPr>
-        <w:t xml:space="preserve">5.4 Scenario Simulations</w:t>
+        <w:t xml:space="preserve">5.5 Distribution Method</w:t>
+      </w:r>
+    </w:p>
+    <w:p>
+      <w:pPr>
+        <w:spacing w:after="60" w:before="60"/>
+      </w:pPr>
+      <w:r>
+        <w:rPr>
+          <w:rFonts w:ascii="Calibri" w:cs="Calibri" w:eastAsia="Calibri" w:hAnsi="Calibri"/>
+          <w:sz w:val="22"/>
+          <w:szCs w:val="22"/>
+        </w:rPr>
+        <w:t xml:space="preserve">Dividend distribution methods will be confirmed prior to the system launch. Updates will be published on the official website at wise-protocol.xyz.</w:t>
+      </w:r>
+    </w:p>
+    <w:p>
+      <w:pPr>
+        <w:pStyle w:val="Heading2"/>
+        <w:spacing w:after="150" w:before="300"/>
+      </w:pPr>
+      <w:r>
+        <w:rPr>
+          <w:rFonts w:ascii="Calibri" w:cs="Calibri" w:eastAsia="Calibri" w:hAnsi="Calibri"/>
+          <w:b/>
+          <w:bCs/>
+          <w:sz w:val="26"/>
+          <w:szCs w:val="26"/>
+        </w:rPr>
+        <w:t xml:space="preserve">5.6 Important Notes</w:t>
+      </w:r>
+    </w:p>
+    <w:p>
+      <w:pPr>
+        <w:spacing w:after="40" w:before="40"/>
+        <w:ind w:left="360" w:hanging="360"/>
+      </w:pPr>
+      <w:r>
+        <w:rPr>
+          <w:rFonts w:ascii="Calibri" w:cs="Calibri" w:eastAsia="Calibri" w:hAnsi="Calibri"/>
+          <w:sz w:val="22"/>
+          <w:szCs w:val="22"/>
+        </w:rPr>
+        <w:t xml:space="preserve">•  The 0.3% daily rate is the current planned rate</w:t>
+      </w:r>
+    </w:p>
+    <w:p>
+      <w:pPr>
+        <w:spacing w:after="40" w:before="40"/>
+        <w:ind w:left="360" w:hanging="360"/>
+      </w:pPr>
+      <w:r>
+        <w:rPr>
+          <w:rFonts w:ascii="Calibri" w:cs="Calibri" w:eastAsia="Calibri" w:hAnsi="Calibri"/>
+          <w:sz w:val="22"/>
+          <w:szCs w:val="22"/>
+        </w:rPr>
+        <w:t xml:space="preserve">•  All investments carry risk and the rate may be subject to change</w:t>
+      </w:r>
+    </w:p>
+    <w:p>
+      <w:pPr>
+        <w:spacing w:after="40" w:before="40"/>
+        <w:ind w:left="360" w:hanging="360"/>
+      </w:pPr>
+      <w:r>
+        <w:rPr>
+          <w:rFonts w:ascii="Calibri" w:cs="Calibri" w:eastAsia="Calibri" w:hAnsi="Calibri"/>
+          <w:sz w:val="22"/>
+          <w:szCs w:val="22"/>
+        </w:rPr>
+        <w:t xml:space="preserve">•  Values shown are projections and not guaranteed</w:t>
+      </w:r>
+    </w:p>
+    <w:p>
+      <w:pPr>
+        <w:spacing w:after="40" w:before="40"/>
+        <w:ind w:left="360" w:hanging="360"/>
+      </w:pPr>
+      <w:r>
+        <w:rPr>
+          <w:rFonts w:ascii="Calibri" w:cs="Calibri" w:eastAsia="Calibri" w:hAnsi="Calibri"/>
+          <w:sz w:val="22"/>
+          <w:szCs w:val="22"/>
+        </w:rPr>
+        <w:t xml:space="preserve">•  The ¥10 listing price is a target value and is not guaranteed</w:t>
+      </w:r>
+    </w:p>
+    <w:p>
+      <w:r>
+        <w:br w:type="page"/>
+      </w:r>
+    </w:p>
+    <w:p>
+      <w:pPr>
+        <w:pStyle w:val="Heading1"/>
+        <w:spacing w:after="200" w:before="400"/>
+      </w:pPr>
+      <w:r>
+        <w:rPr>
+          <w:rFonts w:ascii="Calibri" w:cs="Calibri" w:eastAsia="Calibri" w:hAnsi="Calibri"/>
+          <w:b/>
+          <w:bCs/>
+          <w:sz w:val="32"/>
+          <w:szCs w:val="32"/>
+        </w:rPr>
+        <w:t xml:space="preserve">6. EXCHANGE LISTING</w:t>
       </w:r>
     </w:p>
     <w:p>
@@ -3088,1465 +3370,7 @@
           <w:szCs w:val="20"/>
           <w:shd w:fill="FFFF00" w:val="clear"/>
         </w:rPr>
-        <w:t xml:space="preserve">[Note to designer: Please format as a clean comparison table]</w:t>
-      </w:r>
-    </w:p>
-    <w:p>
-      <w:pPr>
-        <w:spacing w:before="100"/>
-      </w:pPr>
-    </w:p>
-    <w:tbl>
-      <w:tblPr>
-        <w:tblW w:type="dxa" w:w="9026"/>
-        <w:tblBorders>
-          <w:top w:val="single" w:color="auto" w:sz="4"/>
-          <w:left w:val="single" w:color="auto" w:sz="4"/>
-          <w:bottom w:val="single" w:color="auto" w:sz="4"/>
-          <w:right w:val="single" w:color="auto" w:sz="4"/>
-          <w:insideH w:val="single" w:color="auto" w:sz="4"/>
-          <w:insideV w:val="single" w:color="auto" w:sz="4"/>
-        </w:tblBorders>
-      </w:tblPr>
-      <w:tblGrid>
-        <w:gridCol w:w="1504"/>
-        <w:gridCol w:w="1504"/>
-        <w:gridCol w:w="1504"/>
-        <w:gridCol w:w="1504"/>
-        <w:gridCol w:w="1504"/>
-        <w:gridCol w:w="1506"/>
-      </w:tblGrid>
-      <w:tr>
-        <w:tc>
-          <w:tcPr>
-            <w:tcW w:type="dxa" w:w="1504"/>
-            <w:tcBorders>
-              <w:top w:val="single" w:color="CCCCCC" w:sz="1"/>
-              <w:left w:val="single" w:color="CCCCCC" w:sz="1"/>
-              <w:bottom w:val="single" w:color="CCCCCC" w:sz="1"/>
-              <w:right w:val="single" w:color="CCCCCC" w:sz="1"/>
-            </w:tcBorders>
-            <w:shd w:fill="D5E8F0" w:val="clear"/>
-            <w:tcMar>
-              <w:top w:type="dxa" w:w="60"/>
-              <w:left w:type="dxa" w:w="100"/>
-              <w:bottom w:type="dxa" w:w="60"/>
-              <w:right w:type="dxa" w:w="100"/>
-            </w:tcMar>
-          </w:tcPr>
-          <w:p>
-            <w:r>
-              <w:rPr>
-                <w:rFonts w:ascii="Calibri" w:cs="Calibri" w:eastAsia="Calibri" w:hAnsi="Calibri"/>
-                <w:b/>
-                <w:bCs/>
-                <w:sz w:val="20"/>
-                <w:szCs w:val="20"/>
-              </w:rPr>
-              <w:t xml:space="preserve">5M WISE</w:t>
-            </w:r>
-          </w:p>
-        </w:tc>
-        <w:tc>
-          <w:tcPr>
-            <w:tcW w:type="dxa" w:w="1504"/>
-            <w:tcBorders>
-              <w:top w:val="single" w:color="CCCCCC" w:sz="1"/>
-              <w:left w:val="single" w:color="CCCCCC" w:sz="1"/>
-              <w:bottom w:val="single" w:color="CCCCCC" w:sz="1"/>
-              <w:right w:val="single" w:color="CCCCCC" w:sz="1"/>
-            </w:tcBorders>
-            <w:shd w:fill="D5E8F0" w:val="clear"/>
-            <w:tcMar>
-              <w:top w:type="dxa" w:w="60"/>
-              <w:left w:type="dxa" w:w="100"/>
-              <w:bottom w:type="dxa" w:w="60"/>
-              <w:right w:type="dxa" w:w="100"/>
-            </w:tcMar>
-          </w:tcPr>
-          <w:p>
-            <w:r>
-              <w:rPr>
-                <w:rFonts w:ascii="Calibri" w:cs="Calibri" w:eastAsia="Calibri" w:hAnsi="Calibri"/>
-                <w:b/>
-                <w:bCs/>
-                <w:sz w:val="20"/>
-                <w:szCs w:val="20"/>
-              </w:rPr>
-              <w:t xml:space="preserve">15M WISE</w:t>
-            </w:r>
-          </w:p>
-        </w:tc>
-        <w:tc>
-          <w:tcPr>
-            <w:tcW w:type="dxa" w:w="1504"/>
-            <w:tcBorders>
-              <w:top w:val="single" w:color="CCCCCC" w:sz="1"/>
-              <w:left w:val="single" w:color="CCCCCC" w:sz="1"/>
-              <w:bottom w:val="single" w:color="CCCCCC" w:sz="1"/>
-              <w:right w:val="single" w:color="CCCCCC" w:sz="1"/>
-            </w:tcBorders>
-            <w:shd w:fill="D5E8F0" w:val="clear"/>
-            <w:tcMar>
-              <w:top w:type="dxa" w:w="60"/>
-              <w:left w:type="dxa" w:w="100"/>
-              <w:bottom w:type="dxa" w:w="60"/>
-              <w:right w:type="dxa" w:w="100"/>
-            </w:tcMar>
-          </w:tcPr>
-          <w:p>
-            <w:r>
-              <w:rPr>
-                <w:rFonts w:ascii="Calibri" w:cs="Calibri" w:eastAsia="Calibri" w:hAnsi="Calibri"/>
-                <w:b/>
-                <w:bCs/>
-                <w:sz w:val="20"/>
-                <w:szCs w:val="20"/>
-              </w:rPr>
-              <w:t xml:space="preserve">25M WISE</w:t>
-            </w:r>
-          </w:p>
-        </w:tc>
-        <w:tc>
-          <w:tcPr>
-            <w:tcW w:type="dxa" w:w="1504"/>
-            <w:tcBorders>
-              <w:top w:val="single" w:color="CCCCCC" w:sz="1"/>
-              <w:left w:val="single" w:color="CCCCCC" w:sz="1"/>
-              <w:bottom w:val="single" w:color="CCCCCC" w:sz="1"/>
-              <w:right w:val="single" w:color="CCCCCC" w:sz="1"/>
-            </w:tcBorders>
-            <w:shd w:fill="D5E8F0" w:val="clear"/>
-            <w:tcMar>
-              <w:top w:type="dxa" w:w="60"/>
-              <w:left w:type="dxa" w:w="100"/>
-              <w:bottom w:type="dxa" w:w="60"/>
-              <w:right w:type="dxa" w:w="100"/>
-            </w:tcMar>
-          </w:tcPr>
-          <w:p>
-            <w:r>
-              <w:rPr>
-                <w:rFonts w:ascii="Calibri" w:cs="Calibri" w:eastAsia="Calibri" w:hAnsi="Calibri"/>
-                <w:b/>
-                <w:bCs/>
-                <w:sz w:val="20"/>
-                <w:szCs w:val="20"/>
-              </w:rPr>
-              <w:t xml:space="preserve">35M WISE</w:t>
-            </w:r>
-          </w:p>
-        </w:tc>
-        <w:tc>
-          <w:tcPr>
-            <w:tcW w:type="dxa" w:w="1504"/>
-            <w:tcBorders>
-              <w:top w:val="single" w:color="CCCCCC" w:sz="1"/>
-              <w:left w:val="single" w:color="CCCCCC" w:sz="1"/>
-              <w:bottom w:val="single" w:color="CCCCCC" w:sz="1"/>
-              <w:right w:val="single" w:color="CCCCCC" w:sz="1"/>
-            </w:tcBorders>
-            <w:shd w:fill="D5E8F0" w:val="clear"/>
-            <w:tcMar>
-              <w:top w:type="dxa" w:w="60"/>
-              <w:left w:type="dxa" w:w="100"/>
-              <w:bottom w:type="dxa" w:w="60"/>
-              <w:right w:type="dxa" w:w="100"/>
-            </w:tcMar>
-          </w:tcPr>
-          <w:p>
-            <w:r>
-              <w:rPr>
-                <w:rFonts w:ascii="Calibri" w:cs="Calibri" w:eastAsia="Calibri" w:hAnsi="Calibri"/>
-                <w:b/>
-                <w:bCs/>
-                <w:sz w:val="20"/>
-                <w:szCs w:val="20"/>
-              </w:rPr>
-              <w:t xml:space="preserve">50M WISE</w:t>
-            </w:r>
-          </w:p>
-        </w:tc>
-        <w:tc>
-          <w:tcPr>
-            <w:tcW w:type="dxa" w:w="1506"/>
-            <w:tcBorders>
-              <w:top w:val="single" w:color="CCCCCC" w:sz="1"/>
-              <w:left w:val="single" w:color="CCCCCC" w:sz="1"/>
-              <w:bottom w:val="single" w:color="CCCCCC" w:sz="1"/>
-              <w:right w:val="single" w:color="CCCCCC" w:sz="1"/>
-            </w:tcBorders>
-            <w:shd w:fill="D5E8F0" w:val="clear"/>
-            <w:tcMar>
-              <w:top w:type="dxa" w:w="60"/>
-              <w:left w:type="dxa" w:w="100"/>
-              <w:bottom w:type="dxa" w:w="60"/>
-              <w:right w:type="dxa" w:w="100"/>
-            </w:tcMar>
-          </w:tcPr>
-          <w:p>
-            <w:r>
-              <w:rPr>
-                <w:rFonts w:ascii="Calibri" w:cs="Calibri" w:eastAsia="Calibri" w:hAnsi="Calibri"/>
-                <w:b/>
-                <w:bCs/>
-                <w:sz w:val="20"/>
-                <w:szCs w:val="20"/>
-              </w:rPr>
-              <w:t xml:space="preserve"/>
-            </w:r>
-          </w:p>
-        </w:tc>
-      </w:tr>
-      <w:tr>
-        <w:tc>
-          <w:tcPr>
-            <w:tcW w:type="dxa" w:w="1504"/>
-            <w:tcBorders>
-              <w:top w:val="single" w:color="CCCCCC" w:sz="1"/>
-              <w:left w:val="single" w:color="CCCCCC" w:sz="1"/>
-              <w:bottom w:val="single" w:color="CCCCCC" w:sz="1"/>
-              <w:right w:val="single" w:color="CCCCCC" w:sz="1"/>
-            </w:tcBorders>
-            <w:tcMar>
-              <w:top w:type="dxa" w:w="60"/>
-              <w:left w:type="dxa" w:w="100"/>
-              <w:bottom w:type="dxa" w:w="60"/>
-              <w:right w:type="dxa" w:w="100"/>
-            </w:tcMar>
-          </w:tcPr>
-          <w:p>
-            <w:r>
-              <w:rPr>
-                <w:rFonts w:ascii="Calibri" w:cs="Calibri" w:eastAsia="Calibri" w:hAnsi="Calibri"/>
-                <w:b w:val="false"/>
-                <w:bCs w:val="false"/>
-                <w:sz w:val="20"/>
-                <w:szCs w:val="20"/>
-              </w:rPr>
-              <w:t xml:space="preserve">Rank</w:t>
-            </w:r>
-          </w:p>
-        </w:tc>
-        <w:tc>
-          <w:tcPr>
-            <w:tcW w:type="dxa" w:w="1504"/>
-            <w:tcBorders>
-              <w:top w:val="single" w:color="CCCCCC" w:sz="1"/>
-              <w:left w:val="single" w:color="CCCCCC" w:sz="1"/>
-              <w:bottom w:val="single" w:color="CCCCCC" w:sz="1"/>
-              <w:right w:val="single" w:color="CCCCCC" w:sz="1"/>
-            </w:tcBorders>
-            <w:tcMar>
-              <w:top w:type="dxa" w:w="60"/>
-              <w:left w:type="dxa" w:w="100"/>
-              <w:bottom w:type="dxa" w:w="60"/>
-              <w:right w:type="dxa" w:w="100"/>
-            </w:tcMar>
-          </w:tcPr>
-          <w:p>
-            <w:r>
-              <w:rPr>
-                <w:rFonts w:ascii="Calibri" w:cs="Calibri" w:eastAsia="Calibri" w:hAnsi="Calibri"/>
-                <w:b w:val="false"/>
-                <w:bCs w:val="false"/>
-                <w:sz w:val="20"/>
-                <w:szCs w:val="20"/>
-              </w:rPr>
-              <w:t xml:space="preserve">Regular</w:t>
-            </w:r>
-          </w:p>
-        </w:tc>
-        <w:tc>
-          <w:tcPr>
-            <w:tcW w:type="dxa" w:w="1504"/>
-            <w:tcBorders>
-              <w:top w:val="single" w:color="CCCCCC" w:sz="1"/>
-              <w:left w:val="single" w:color="CCCCCC" w:sz="1"/>
-              <w:bottom w:val="single" w:color="CCCCCC" w:sz="1"/>
-              <w:right w:val="single" w:color="CCCCCC" w:sz="1"/>
-            </w:tcBorders>
-            <w:tcMar>
-              <w:top w:type="dxa" w:w="60"/>
-              <w:left w:type="dxa" w:w="100"/>
-              <w:bottom w:type="dxa" w:w="60"/>
-              <w:right w:type="dxa" w:w="100"/>
-            </w:tcMar>
-          </w:tcPr>
-          <w:p>
-            <w:r>
-              <w:rPr>
-                <w:rFonts w:ascii="Calibri" w:cs="Calibri" w:eastAsia="Calibri" w:hAnsi="Calibri"/>
-                <w:b w:val="false"/>
-                <w:bCs w:val="false"/>
-                <w:sz w:val="20"/>
-                <w:szCs w:val="20"/>
-              </w:rPr>
-              <w:t xml:space="preserve">Silver</w:t>
-            </w:r>
-          </w:p>
-        </w:tc>
-        <w:tc>
-          <w:tcPr>
-            <w:tcW w:type="dxa" w:w="1504"/>
-            <w:tcBorders>
-              <w:top w:val="single" w:color="CCCCCC" w:sz="1"/>
-              <w:left w:val="single" w:color="CCCCCC" w:sz="1"/>
-              <w:bottom w:val="single" w:color="CCCCCC" w:sz="1"/>
-              <w:right w:val="single" w:color="CCCCCC" w:sz="1"/>
-            </w:tcBorders>
-            <w:tcMar>
-              <w:top w:type="dxa" w:w="60"/>
-              <w:left w:type="dxa" w:w="100"/>
-              <w:bottom w:type="dxa" w:w="60"/>
-              <w:right w:type="dxa" w:w="100"/>
-            </w:tcMar>
-          </w:tcPr>
-          <w:p>
-            <w:r>
-              <w:rPr>
-                <w:rFonts w:ascii="Calibri" w:cs="Calibri" w:eastAsia="Calibri" w:hAnsi="Calibri"/>
-                <w:b w:val="false"/>
-                <w:bCs w:val="false"/>
-                <w:sz w:val="20"/>
-                <w:szCs w:val="20"/>
-              </w:rPr>
-              <w:t xml:space="preserve">Gold</w:t>
-            </w:r>
-          </w:p>
-        </w:tc>
-        <w:tc>
-          <w:tcPr>
-            <w:tcW w:type="dxa" w:w="1504"/>
-            <w:tcBorders>
-              <w:top w:val="single" w:color="CCCCCC" w:sz="1"/>
-              <w:left w:val="single" w:color="CCCCCC" w:sz="1"/>
-              <w:bottom w:val="single" w:color="CCCCCC" w:sz="1"/>
-              <w:right w:val="single" w:color="CCCCCC" w:sz="1"/>
-            </w:tcBorders>
-            <w:tcMar>
-              <w:top w:type="dxa" w:w="60"/>
-              <w:left w:type="dxa" w:w="100"/>
-              <w:bottom w:type="dxa" w:w="60"/>
-              <w:right w:type="dxa" w:w="100"/>
-            </w:tcMar>
-          </w:tcPr>
-          <w:p>
-            <w:r>
-              <w:rPr>
-                <w:rFonts w:ascii="Calibri" w:cs="Calibri" w:eastAsia="Calibri" w:hAnsi="Calibri"/>
-                <w:b w:val="false"/>
-                <w:bCs w:val="false"/>
-                <w:sz w:val="20"/>
-                <w:szCs w:val="20"/>
-              </w:rPr>
-              <w:t xml:space="preserve">Diamond</w:t>
-            </w:r>
-          </w:p>
-        </w:tc>
-        <w:tc>
-          <w:tcPr>
-            <w:tcW w:type="dxa" w:w="1506"/>
-            <w:tcBorders>
-              <w:top w:val="single" w:color="CCCCCC" w:sz="1"/>
-              <w:left w:val="single" w:color="CCCCCC" w:sz="1"/>
-              <w:bottom w:val="single" w:color="CCCCCC" w:sz="1"/>
-              <w:right w:val="single" w:color="CCCCCC" w:sz="1"/>
-            </w:tcBorders>
-            <w:tcMar>
-              <w:top w:type="dxa" w:w="60"/>
-              <w:left w:type="dxa" w:w="100"/>
-              <w:bottom w:type="dxa" w:w="60"/>
-              <w:right w:type="dxa" w:w="100"/>
-            </w:tcMar>
-          </w:tcPr>
-          <w:p>
-            <w:r>
-              <w:rPr>
-                <w:rFonts w:ascii="Calibri" w:cs="Calibri" w:eastAsia="Calibri" w:hAnsi="Calibri"/>
-                <w:b w:val="false"/>
-                <w:bCs w:val="false"/>
-                <w:sz w:val="20"/>
-                <w:szCs w:val="20"/>
-              </w:rPr>
-              <w:t xml:space="preserve">VIP</w:t>
-            </w:r>
-          </w:p>
-        </w:tc>
-      </w:tr>
-      <w:tr>
-        <w:tc>
-          <w:tcPr>
-            <w:tcW w:type="dxa" w:w="1504"/>
-            <w:tcBorders>
-              <w:top w:val="single" w:color="CCCCCC" w:sz="1"/>
-              <w:left w:val="single" w:color="CCCCCC" w:sz="1"/>
-              <w:bottom w:val="single" w:color="CCCCCC" w:sz="1"/>
-              <w:right w:val="single" w:color="CCCCCC" w:sz="1"/>
-            </w:tcBorders>
-            <w:tcMar>
-              <w:top w:type="dxa" w:w="60"/>
-              <w:left w:type="dxa" w:w="100"/>
-              <w:bottom w:type="dxa" w:w="60"/>
-              <w:right w:type="dxa" w:w="100"/>
-            </w:tcMar>
-          </w:tcPr>
-          <w:p>
-            <w:r>
-              <w:rPr>
-                <w:rFonts w:ascii="Calibri" w:cs="Calibri" w:eastAsia="Calibri" w:hAnsi="Calibri"/>
-                <w:b w:val="false"/>
-                <w:bCs w:val="false"/>
-                <w:sz w:val="20"/>
-                <w:szCs w:val="20"/>
-              </w:rPr>
-              <w:t xml:space="preserve">Daily Rate</w:t>
-            </w:r>
-          </w:p>
-        </w:tc>
-        <w:tc>
-          <w:tcPr>
-            <w:tcW w:type="dxa" w:w="1504"/>
-            <w:tcBorders>
-              <w:top w:val="single" w:color="CCCCCC" w:sz="1"/>
-              <w:left w:val="single" w:color="CCCCCC" w:sz="1"/>
-              <w:bottom w:val="single" w:color="CCCCCC" w:sz="1"/>
-              <w:right w:val="single" w:color="CCCCCC" w:sz="1"/>
-            </w:tcBorders>
-            <w:tcMar>
-              <w:top w:type="dxa" w:w="60"/>
-              <w:left w:type="dxa" w:w="100"/>
-              <w:bottom w:type="dxa" w:w="60"/>
-              <w:right w:type="dxa" w:w="100"/>
-            </w:tcMar>
-          </w:tcPr>
-          <w:p>
-            <w:r>
-              <w:rPr>
-                <w:rFonts w:ascii="Calibri" w:cs="Calibri" w:eastAsia="Calibri" w:hAnsi="Calibri"/>
-                <w:b w:val="false"/>
-                <w:bCs w:val="false"/>
-                <w:sz w:val="20"/>
-                <w:szCs w:val="20"/>
-              </w:rPr>
-              <w:t xml:space="preserve">0.1%</w:t>
-            </w:r>
-          </w:p>
-        </w:tc>
-        <w:tc>
-          <w:tcPr>
-            <w:tcW w:type="dxa" w:w="1504"/>
-            <w:tcBorders>
-              <w:top w:val="single" w:color="CCCCCC" w:sz="1"/>
-              <w:left w:val="single" w:color="CCCCCC" w:sz="1"/>
-              <w:bottom w:val="single" w:color="CCCCCC" w:sz="1"/>
-              <w:right w:val="single" w:color="CCCCCC" w:sz="1"/>
-            </w:tcBorders>
-            <w:tcMar>
-              <w:top w:type="dxa" w:w="60"/>
-              <w:left w:type="dxa" w:w="100"/>
-              <w:bottom w:type="dxa" w:w="60"/>
-              <w:right w:type="dxa" w:w="100"/>
-            </w:tcMar>
-          </w:tcPr>
-          <w:p>
-            <w:r>
-              <w:rPr>
-                <w:rFonts w:ascii="Calibri" w:cs="Calibri" w:eastAsia="Calibri" w:hAnsi="Calibri"/>
-                <w:b w:val="false"/>
-                <w:bCs w:val="false"/>
-                <w:sz w:val="20"/>
-                <w:szCs w:val="20"/>
-              </w:rPr>
-              <w:t xml:space="preserve">0.2%</w:t>
-            </w:r>
-          </w:p>
-        </w:tc>
-        <w:tc>
-          <w:tcPr>
-            <w:tcW w:type="dxa" w:w="1504"/>
-            <w:tcBorders>
-              <w:top w:val="single" w:color="CCCCCC" w:sz="1"/>
-              <w:left w:val="single" w:color="CCCCCC" w:sz="1"/>
-              <w:bottom w:val="single" w:color="CCCCCC" w:sz="1"/>
-              <w:right w:val="single" w:color="CCCCCC" w:sz="1"/>
-            </w:tcBorders>
-            <w:tcMar>
-              <w:top w:type="dxa" w:w="60"/>
-              <w:left w:type="dxa" w:w="100"/>
-              <w:bottom w:type="dxa" w:w="60"/>
-              <w:right w:type="dxa" w:w="100"/>
-            </w:tcMar>
-          </w:tcPr>
-          <w:p>
-            <w:r>
-              <w:rPr>
-                <w:rFonts w:ascii="Calibri" w:cs="Calibri" w:eastAsia="Calibri" w:hAnsi="Calibri"/>
-                <w:b w:val="false"/>
-                <w:bCs w:val="false"/>
-                <w:sz w:val="20"/>
-                <w:szCs w:val="20"/>
-              </w:rPr>
-              <w:t xml:space="preserve">0.3%</w:t>
-            </w:r>
-          </w:p>
-        </w:tc>
-        <w:tc>
-          <w:tcPr>
-            <w:tcW w:type="dxa" w:w="1504"/>
-            <w:tcBorders>
-              <w:top w:val="single" w:color="CCCCCC" w:sz="1"/>
-              <w:left w:val="single" w:color="CCCCCC" w:sz="1"/>
-              <w:bottom w:val="single" w:color="CCCCCC" w:sz="1"/>
-              <w:right w:val="single" w:color="CCCCCC" w:sz="1"/>
-            </w:tcBorders>
-            <w:tcMar>
-              <w:top w:type="dxa" w:w="60"/>
-              <w:left w:type="dxa" w:w="100"/>
-              <w:bottom w:type="dxa" w:w="60"/>
-              <w:right w:type="dxa" w:w="100"/>
-            </w:tcMar>
-          </w:tcPr>
-          <w:p>
-            <w:r>
-              <w:rPr>
-                <w:rFonts w:ascii="Calibri" w:cs="Calibri" w:eastAsia="Calibri" w:hAnsi="Calibri"/>
-                <w:b w:val="false"/>
-                <w:bCs w:val="false"/>
-                <w:sz w:val="20"/>
-                <w:szCs w:val="20"/>
-              </w:rPr>
-              <w:t xml:space="preserve">0.4%</w:t>
-            </w:r>
-          </w:p>
-        </w:tc>
-        <w:tc>
-          <w:tcPr>
-            <w:tcW w:type="dxa" w:w="1506"/>
-            <w:tcBorders>
-              <w:top w:val="single" w:color="CCCCCC" w:sz="1"/>
-              <w:left w:val="single" w:color="CCCCCC" w:sz="1"/>
-              <w:bottom w:val="single" w:color="CCCCCC" w:sz="1"/>
-              <w:right w:val="single" w:color="CCCCCC" w:sz="1"/>
-            </w:tcBorders>
-            <w:tcMar>
-              <w:top w:type="dxa" w:w="60"/>
-              <w:left w:type="dxa" w:w="100"/>
-              <w:bottom w:type="dxa" w:w="60"/>
-              <w:right w:type="dxa" w:w="100"/>
-            </w:tcMar>
-          </w:tcPr>
-          <w:p>
-            <w:r>
-              <w:rPr>
-                <w:rFonts w:ascii="Calibri" w:cs="Calibri" w:eastAsia="Calibri" w:hAnsi="Calibri"/>
-                <w:b w:val="false"/>
-                <w:bCs w:val="false"/>
-                <w:sz w:val="20"/>
-                <w:szCs w:val="20"/>
-              </w:rPr>
-              <w:t xml:space="preserve">0.5%</w:t>
-            </w:r>
-          </w:p>
-        </w:tc>
-      </w:tr>
-      <w:tr>
-        <w:tc>
-          <w:tcPr>
-            <w:tcW w:type="dxa" w:w="1504"/>
-            <w:tcBorders>
-              <w:top w:val="single" w:color="CCCCCC" w:sz="1"/>
-              <w:left w:val="single" w:color="CCCCCC" w:sz="1"/>
-              <w:bottom w:val="single" w:color="CCCCCC" w:sz="1"/>
-              <w:right w:val="single" w:color="CCCCCC" w:sz="1"/>
-            </w:tcBorders>
-            <w:tcMar>
-              <w:top w:type="dxa" w:w="60"/>
-              <w:left w:type="dxa" w:w="100"/>
-              <w:bottom w:type="dxa" w:w="60"/>
-              <w:right w:type="dxa" w:w="100"/>
-            </w:tcMar>
-          </w:tcPr>
-          <w:p>
-            <w:r>
-              <w:rPr>
-                <w:rFonts w:ascii="Calibri" w:cs="Calibri" w:eastAsia="Calibri" w:hAnsi="Calibri"/>
-                <w:b w:val="false"/>
-                <w:bCs w:val="false"/>
-                <w:sz w:val="20"/>
-                <w:szCs w:val="20"/>
-              </w:rPr>
-              <w:t xml:space="preserve">Daily Dividend</w:t>
-            </w:r>
-          </w:p>
-        </w:tc>
-        <w:tc>
-          <w:tcPr>
-            <w:tcW w:type="dxa" w:w="1504"/>
-            <w:tcBorders>
-              <w:top w:val="single" w:color="CCCCCC" w:sz="1"/>
-              <w:left w:val="single" w:color="CCCCCC" w:sz="1"/>
-              <w:bottom w:val="single" w:color="CCCCCC" w:sz="1"/>
-              <w:right w:val="single" w:color="CCCCCC" w:sz="1"/>
-            </w:tcBorders>
-            <w:tcMar>
-              <w:top w:type="dxa" w:w="60"/>
-              <w:left w:type="dxa" w:w="100"/>
-              <w:bottom w:type="dxa" w:w="60"/>
-              <w:right w:type="dxa" w:w="100"/>
-            </w:tcMar>
-          </w:tcPr>
-          <w:p>
-            <w:r>
-              <w:rPr>
-                <w:rFonts w:ascii="Calibri" w:cs="Calibri" w:eastAsia="Calibri" w:hAnsi="Calibri"/>
-                <w:b w:val="false"/>
-                <w:bCs w:val="false"/>
-                <w:sz w:val="20"/>
-                <w:szCs w:val="20"/>
-              </w:rPr>
-              <w:t xml:space="preserve">5,000</w:t>
-            </w:r>
-          </w:p>
-        </w:tc>
-        <w:tc>
-          <w:tcPr>
-            <w:tcW w:type="dxa" w:w="1504"/>
-            <w:tcBorders>
-              <w:top w:val="single" w:color="CCCCCC" w:sz="1"/>
-              <w:left w:val="single" w:color="CCCCCC" w:sz="1"/>
-              <w:bottom w:val="single" w:color="CCCCCC" w:sz="1"/>
-              <w:right w:val="single" w:color="CCCCCC" w:sz="1"/>
-            </w:tcBorders>
-            <w:tcMar>
-              <w:top w:type="dxa" w:w="60"/>
-              <w:left w:type="dxa" w:w="100"/>
-              <w:bottom w:type="dxa" w:w="60"/>
-              <w:right w:type="dxa" w:w="100"/>
-            </w:tcMar>
-          </w:tcPr>
-          <w:p>
-            <w:r>
-              <w:rPr>
-                <w:rFonts w:ascii="Calibri" w:cs="Calibri" w:eastAsia="Calibri" w:hAnsi="Calibri"/>
-                <w:b w:val="false"/>
-                <w:bCs w:val="false"/>
-                <w:sz w:val="20"/>
-                <w:szCs w:val="20"/>
-              </w:rPr>
-              <w:t xml:space="preserve">30,000</w:t>
-            </w:r>
-          </w:p>
-        </w:tc>
-        <w:tc>
-          <w:tcPr>
-            <w:tcW w:type="dxa" w:w="1504"/>
-            <w:tcBorders>
-              <w:top w:val="single" w:color="CCCCCC" w:sz="1"/>
-              <w:left w:val="single" w:color="CCCCCC" w:sz="1"/>
-              <w:bottom w:val="single" w:color="CCCCCC" w:sz="1"/>
-              <w:right w:val="single" w:color="CCCCCC" w:sz="1"/>
-            </w:tcBorders>
-            <w:tcMar>
-              <w:top w:type="dxa" w:w="60"/>
-              <w:left w:type="dxa" w:w="100"/>
-              <w:bottom w:type="dxa" w:w="60"/>
-              <w:right w:type="dxa" w:w="100"/>
-            </w:tcMar>
-          </w:tcPr>
-          <w:p>
-            <w:r>
-              <w:rPr>
-                <w:rFonts w:ascii="Calibri" w:cs="Calibri" w:eastAsia="Calibri" w:hAnsi="Calibri"/>
-                <w:b w:val="false"/>
-                <w:bCs w:val="false"/>
-                <w:sz w:val="20"/>
-                <w:szCs w:val="20"/>
-              </w:rPr>
-              <w:t xml:space="preserve">75,000</w:t>
-            </w:r>
-          </w:p>
-        </w:tc>
-        <w:tc>
-          <w:tcPr>
-            <w:tcW w:type="dxa" w:w="1504"/>
-            <w:tcBorders>
-              <w:top w:val="single" w:color="CCCCCC" w:sz="1"/>
-              <w:left w:val="single" w:color="CCCCCC" w:sz="1"/>
-              <w:bottom w:val="single" w:color="CCCCCC" w:sz="1"/>
-              <w:right w:val="single" w:color="CCCCCC" w:sz="1"/>
-            </w:tcBorders>
-            <w:tcMar>
-              <w:top w:type="dxa" w:w="60"/>
-              <w:left w:type="dxa" w:w="100"/>
-              <w:bottom w:type="dxa" w:w="60"/>
-              <w:right w:type="dxa" w:w="100"/>
-            </w:tcMar>
-          </w:tcPr>
-          <w:p>
-            <w:r>
-              <w:rPr>
-                <w:rFonts w:ascii="Calibri" w:cs="Calibri" w:eastAsia="Calibri" w:hAnsi="Calibri"/>
-                <w:b w:val="false"/>
-                <w:bCs w:val="false"/>
-                <w:sz w:val="20"/>
-                <w:szCs w:val="20"/>
-              </w:rPr>
-              <w:t xml:space="preserve">140,000</w:t>
-            </w:r>
-          </w:p>
-        </w:tc>
-        <w:tc>
-          <w:tcPr>
-            <w:tcW w:type="dxa" w:w="1506"/>
-            <w:tcBorders>
-              <w:top w:val="single" w:color="CCCCCC" w:sz="1"/>
-              <w:left w:val="single" w:color="CCCCCC" w:sz="1"/>
-              <w:bottom w:val="single" w:color="CCCCCC" w:sz="1"/>
-              <w:right w:val="single" w:color="CCCCCC" w:sz="1"/>
-            </w:tcBorders>
-            <w:tcMar>
-              <w:top w:type="dxa" w:w="60"/>
-              <w:left w:type="dxa" w:w="100"/>
-              <w:bottom w:type="dxa" w:w="60"/>
-              <w:right w:type="dxa" w:w="100"/>
-            </w:tcMar>
-          </w:tcPr>
-          <w:p>
-            <w:r>
-              <w:rPr>
-                <w:rFonts w:ascii="Calibri" w:cs="Calibri" w:eastAsia="Calibri" w:hAnsi="Calibri"/>
-                <w:b w:val="false"/>
-                <w:bCs w:val="false"/>
-                <w:sz w:val="20"/>
-                <w:szCs w:val="20"/>
-              </w:rPr>
-              <w:t xml:space="preserve">250,000</w:t>
-            </w:r>
-          </w:p>
-        </w:tc>
-      </w:tr>
-      <w:tr>
-        <w:tc>
-          <w:tcPr>
-            <w:tcW w:type="dxa" w:w="1504"/>
-            <w:tcBorders>
-              <w:top w:val="single" w:color="CCCCCC" w:sz="1"/>
-              <w:left w:val="single" w:color="CCCCCC" w:sz="1"/>
-              <w:bottom w:val="single" w:color="CCCCCC" w:sz="1"/>
-              <w:right w:val="single" w:color="CCCCCC" w:sz="1"/>
-            </w:tcBorders>
-            <w:tcMar>
-              <w:top w:type="dxa" w:w="60"/>
-              <w:left w:type="dxa" w:w="100"/>
-              <w:bottom w:type="dxa" w:w="60"/>
-              <w:right w:type="dxa" w:w="100"/>
-            </w:tcMar>
-          </w:tcPr>
-          <w:p>
-            <w:r>
-              <w:rPr>
-                <w:rFonts w:ascii="Calibri" w:cs="Calibri" w:eastAsia="Calibri" w:hAnsi="Calibri"/>
-                <w:b w:val="false"/>
-                <w:bCs w:val="false"/>
-                <w:sz w:val="20"/>
-                <w:szCs w:val="20"/>
-              </w:rPr>
-              <w:t xml:space="preserve">30-Day Total</w:t>
-            </w:r>
-          </w:p>
-        </w:tc>
-        <w:tc>
-          <w:tcPr>
-            <w:tcW w:type="dxa" w:w="1504"/>
-            <w:tcBorders>
-              <w:top w:val="single" w:color="CCCCCC" w:sz="1"/>
-              <w:left w:val="single" w:color="CCCCCC" w:sz="1"/>
-              <w:bottom w:val="single" w:color="CCCCCC" w:sz="1"/>
-              <w:right w:val="single" w:color="CCCCCC" w:sz="1"/>
-            </w:tcBorders>
-            <w:tcMar>
-              <w:top w:type="dxa" w:w="60"/>
-              <w:left w:type="dxa" w:w="100"/>
-              <w:bottom w:type="dxa" w:w="60"/>
-              <w:right w:type="dxa" w:w="100"/>
-            </w:tcMar>
-          </w:tcPr>
-          <w:p>
-            <w:r>
-              <w:rPr>
-                <w:rFonts w:ascii="Calibri" w:cs="Calibri" w:eastAsia="Calibri" w:hAnsi="Calibri"/>
-                <w:b w:val="false"/>
-                <w:bCs w:val="false"/>
-                <w:sz w:val="20"/>
-                <w:szCs w:val="20"/>
-              </w:rPr>
-              <w:t xml:space="preserve">150,000</w:t>
-            </w:r>
-          </w:p>
-        </w:tc>
-        <w:tc>
-          <w:tcPr>
-            <w:tcW w:type="dxa" w:w="1504"/>
-            <w:tcBorders>
-              <w:top w:val="single" w:color="CCCCCC" w:sz="1"/>
-              <w:left w:val="single" w:color="CCCCCC" w:sz="1"/>
-              <w:bottom w:val="single" w:color="CCCCCC" w:sz="1"/>
-              <w:right w:val="single" w:color="CCCCCC" w:sz="1"/>
-            </w:tcBorders>
-            <w:tcMar>
-              <w:top w:type="dxa" w:w="60"/>
-              <w:left w:type="dxa" w:w="100"/>
-              <w:bottom w:type="dxa" w:w="60"/>
-              <w:right w:type="dxa" w:w="100"/>
-            </w:tcMar>
-          </w:tcPr>
-          <w:p>
-            <w:r>
-              <w:rPr>
-                <w:rFonts w:ascii="Calibri" w:cs="Calibri" w:eastAsia="Calibri" w:hAnsi="Calibri"/>
-                <w:b w:val="false"/>
-                <w:bCs w:val="false"/>
-                <w:sz w:val="20"/>
-                <w:szCs w:val="20"/>
-              </w:rPr>
-              <w:t xml:space="preserve">900,000</w:t>
-            </w:r>
-          </w:p>
-        </w:tc>
-        <w:tc>
-          <w:tcPr>
-            <w:tcW w:type="dxa" w:w="1504"/>
-            <w:tcBorders>
-              <w:top w:val="single" w:color="CCCCCC" w:sz="1"/>
-              <w:left w:val="single" w:color="CCCCCC" w:sz="1"/>
-              <w:bottom w:val="single" w:color="CCCCCC" w:sz="1"/>
-              <w:right w:val="single" w:color="CCCCCC" w:sz="1"/>
-            </w:tcBorders>
-            <w:tcMar>
-              <w:top w:type="dxa" w:w="60"/>
-              <w:left w:type="dxa" w:w="100"/>
-              <w:bottom w:type="dxa" w:w="60"/>
-              <w:right w:type="dxa" w:w="100"/>
-            </w:tcMar>
-          </w:tcPr>
-          <w:p>
-            <w:r>
-              <w:rPr>
-                <w:rFonts w:ascii="Calibri" w:cs="Calibri" w:eastAsia="Calibri" w:hAnsi="Calibri"/>
-                <w:b w:val="false"/>
-                <w:bCs w:val="false"/>
-                <w:sz w:val="20"/>
-                <w:szCs w:val="20"/>
-              </w:rPr>
-              <w:t xml:space="preserve">2,250,000</w:t>
-            </w:r>
-          </w:p>
-        </w:tc>
-        <w:tc>
-          <w:tcPr>
-            <w:tcW w:type="dxa" w:w="1504"/>
-            <w:tcBorders>
-              <w:top w:val="single" w:color="CCCCCC" w:sz="1"/>
-              <w:left w:val="single" w:color="CCCCCC" w:sz="1"/>
-              <w:bottom w:val="single" w:color="CCCCCC" w:sz="1"/>
-              <w:right w:val="single" w:color="CCCCCC" w:sz="1"/>
-            </w:tcBorders>
-            <w:tcMar>
-              <w:top w:type="dxa" w:w="60"/>
-              <w:left w:type="dxa" w:w="100"/>
-              <w:bottom w:type="dxa" w:w="60"/>
-              <w:right w:type="dxa" w:w="100"/>
-            </w:tcMar>
-          </w:tcPr>
-          <w:p>
-            <w:r>
-              <w:rPr>
-                <w:rFonts w:ascii="Calibri" w:cs="Calibri" w:eastAsia="Calibri" w:hAnsi="Calibri"/>
-                <w:b w:val="false"/>
-                <w:bCs w:val="false"/>
-                <w:sz w:val="20"/>
-                <w:szCs w:val="20"/>
-              </w:rPr>
-              <w:t xml:space="preserve">4,200,000</w:t>
-            </w:r>
-          </w:p>
-        </w:tc>
-        <w:tc>
-          <w:tcPr>
-            <w:tcW w:type="dxa" w:w="1506"/>
-            <w:tcBorders>
-              <w:top w:val="single" w:color="CCCCCC" w:sz="1"/>
-              <w:left w:val="single" w:color="CCCCCC" w:sz="1"/>
-              <w:bottom w:val="single" w:color="CCCCCC" w:sz="1"/>
-              <w:right w:val="single" w:color="CCCCCC" w:sz="1"/>
-            </w:tcBorders>
-            <w:tcMar>
-              <w:top w:type="dxa" w:w="60"/>
-              <w:left w:type="dxa" w:w="100"/>
-              <w:bottom w:type="dxa" w:w="60"/>
-              <w:right w:type="dxa" w:w="100"/>
-            </w:tcMar>
-          </w:tcPr>
-          <w:p>
-            <w:r>
-              <w:rPr>
-                <w:rFonts w:ascii="Calibri" w:cs="Calibri" w:eastAsia="Calibri" w:hAnsi="Calibri"/>
-                <w:b w:val="false"/>
-                <w:bCs w:val="false"/>
-                <w:sz w:val="20"/>
-                <w:szCs w:val="20"/>
-              </w:rPr>
-              <w:t xml:space="preserve">7,500,000</w:t>
-            </w:r>
-          </w:p>
-        </w:tc>
-      </w:tr>
-      <w:tr>
-        <w:tc>
-          <w:tcPr>
-            <w:tcW w:type="dxa" w:w="1504"/>
-            <w:tcBorders>
-              <w:top w:val="single" w:color="CCCCCC" w:sz="1"/>
-              <w:left w:val="single" w:color="CCCCCC" w:sz="1"/>
-              <w:bottom w:val="single" w:color="CCCCCC" w:sz="1"/>
-              <w:right w:val="single" w:color="CCCCCC" w:sz="1"/>
-            </w:tcBorders>
-            <w:tcMar>
-              <w:top w:type="dxa" w:w="60"/>
-              <w:left w:type="dxa" w:w="100"/>
-              <w:bottom w:type="dxa" w:w="60"/>
-              <w:right w:type="dxa" w:w="100"/>
-            </w:tcMar>
-          </w:tcPr>
-          <w:p>
-            <w:r>
-              <w:rPr>
-                <w:rFonts w:ascii="Calibri" w:cs="Calibri" w:eastAsia="Calibri" w:hAnsi="Calibri"/>
-                <w:b w:val="false"/>
-                <w:bCs w:val="false"/>
-                <w:sz w:val="20"/>
-                <w:szCs w:val="20"/>
-              </w:rPr>
-              <w:t xml:space="preserve">90-Day Total</w:t>
-            </w:r>
-          </w:p>
-        </w:tc>
-        <w:tc>
-          <w:tcPr>
-            <w:tcW w:type="dxa" w:w="1504"/>
-            <w:tcBorders>
-              <w:top w:val="single" w:color="CCCCCC" w:sz="1"/>
-              <w:left w:val="single" w:color="CCCCCC" w:sz="1"/>
-              <w:bottom w:val="single" w:color="CCCCCC" w:sz="1"/>
-              <w:right w:val="single" w:color="CCCCCC" w:sz="1"/>
-            </w:tcBorders>
-            <w:tcMar>
-              <w:top w:type="dxa" w:w="60"/>
-              <w:left w:type="dxa" w:w="100"/>
-              <w:bottom w:type="dxa" w:w="60"/>
-              <w:right w:type="dxa" w:w="100"/>
-            </w:tcMar>
-          </w:tcPr>
-          <w:p>
-            <w:r>
-              <w:rPr>
-                <w:rFonts w:ascii="Calibri" w:cs="Calibri" w:eastAsia="Calibri" w:hAnsi="Calibri"/>
-                <w:b w:val="false"/>
-                <w:bCs w:val="false"/>
-                <w:sz w:val="20"/>
-                <w:szCs w:val="20"/>
-              </w:rPr>
-              <w:t xml:space="preserve">450,000</w:t>
-            </w:r>
-          </w:p>
-        </w:tc>
-        <w:tc>
-          <w:tcPr>
-            <w:tcW w:type="dxa" w:w="1504"/>
-            <w:tcBorders>
-              <w:top w:val="single" w:color="CCCCCC" w:sz="1"/>
-              <w:left w:val="single" w:color="CCCCCC" w:sz="1"/>
-              <w:bottom w:val="single" w:color="CCCCCC" w:sz="1"/>
-              <w:right w:val="single" w:color="CCCCCC" w:sz="1"/>
-            </w:tcBorders>
-            <w:tcMar>
-              <w:top w:type="dxa" w:w="60"/>
-              <w:left w:type="dxa" w:w="100"/>
-              <w:bottom w:type="dxa" w:w="60"/>
-              <w:right w:type="dxa" w:w="100"/>
-            </w:tcMar>
-          </w:tcPr>
-          <w:p>
-            <w:r>
-              <w:rPr>
-                <w:rFonts w:ascii="Calibri" w:cs="Calibri" w:eastAsia="Calibri" w:hAnsi="Calibri"/>
-                <w:b w:val="false"/>
-                <w:bCs w:val="false"/>
-                <w:sz w:val="20"/>
-                <w:szCs w:val="20"/>
-              </w:rPr>
-              <w:t xml:space="preserve">2,700,000</w:t>
-            </w:r>
-          </w:p>
-        </w:tc>
-        <w:tc>
-          <w:tcPr>
-            <w:tcW w:type="dxa" w:w="1504"/>
-            <w:tcBorders>
-              <w:top w:val="single" w:color="CCCCCC" w:sz="1"/>
-              <w:left w:val="single" w:color="CCCCCC" w:sz="1"/>
-              <w:bottom w:val="single" w:color="CCCCCC" w:sz="1"/>
-              <w:right w:val="single" w:color="CCCCCC" w:sz="1"/>
-            </w:tcBorders>
-            <w:tcMar>
-              <w:top w:type="dxa" w:w="60"/>
-              <w:left w:type="dxa" w:w="100"/>
-              <w:bottom w:type="dxa" w:w="60"/>
-              <w:right w:type="dxa" w:w="100"/>
-            </w:tcMar>
-          </w:tcPr>
-          <w:p>
-            <w:r>
-              <w:rPr>
-                <w:rFonts w:ascii="Calibri" w:cs="Calibri" w:eastAsia="Calibri" w:hAnsi="Calibri"/>
-                <w:b w:val="false"/>
-                <w:bCs w:val="false"/>
-                <w:sz w:val="20"/>
-                <w:szCs w:val="20"/>
-              </w:rPr>
-              <w:t xml:space="preserve">6,750,000</w:t>
-            </w:r>
-          </w:p>
-        </w:tc>
-        <w:tc>
-          <w:tcPr>
-            <w:tcW w:type="dxa" w:w="1504"/>
-            <w:tcBorders>
-              <w:top w:val="single" w:color="CCCCCC" w:sz="1"/>
-              <w:left w:val="single" w:color="CCCCCC" w:sz="1"/>
-              <w:bottom w:val="single" w:color="CCCCCC" w:sz="1"/>
-              <w:right w:val="single" w:color="CCCCCC" w:sz="1"/>
-            </w:tcBorders>
-            <w:tcMar>
-              <w:top w:type="dxa" w:w="60"/>
-              <w:left w:type="dxa" w:w="100"/>
-              <w:bottom w:type="dxa" w:w="60"/>
-              <w:right w:type="dxa" w:w="100"/>
-            </w:tcMar>
-          </w:tcPr>
-          <w:p>
-            <w:r>
-              <w:rPr>
-                <w:rFonts w:ascii="Calibri" w:cs="Calibri" w:eastAsia="Calibri" w:hAnsi="Calibri"/>
-                <w:b w:val="false"/>
-                <w:bCs w:val="false"/>
-                <w:sz w:val="20"/>
-                <w:szCs w:val="20"/>
-              </w:rPr>
-              <w:t xml:space="preserve">12,600,000</w:t>
-            </w:r>
-          </w:p>
-        </w:tc>
-        <w:tc>
-          <w:tcPr>
-            <w:tcW w:type="dxa" w:w="1506"/>
-            <w:tcBorders>
-              <w:top w:val="single" w:color="CCCCCC" w:sz="1"/>
-              <w:left w:val="single" w:color="CCCCCC" w:sz="1"/>
-              <w:bottom w:val="single" w:color="CCCCCC" w:sz="1"/>
-              <w:right w:val="single" w:color="CCCCCC" w:sz="1"/>
-            </w:tcBorders>
-            <w:tcMar>
-              <w:top w:type="dxa" w:w="60"/>
-              <w:left w:type="dxa" w:w="100"/>
-              <w:bottom w:type="dxa" w:w="60"/>
-              <w:right w:type="dxa" w:w="100"/>
-            </w:tcMar>
-          </w:tcPr>
-          <w:p>
-            <w:r>
-              <w:rPr>
-                <w:rFonts w:ascii="Calibri" w:cs="Calibri" w:eastAsia="Calibri" w:hAnsi="Calibri"/>
-                <w:b w:val="false"/>
-                <w:bCs w:val="false"/>
-                <w:sz w:val="20"/>
-                <w:szCs w:val="20"/>
-              </w:rPr>
-              <w:t xml:space="preserve">22,500,000</w:t>
-            </w:r>
-          </w:p>
-        </w:tc>
-      </w:tr>
-      <w:tr>
-        <w:tc>
-          <w:tcPr>
-            <w:tcW w:type="dxa" w:w="1504"/>
-            <w:tcBorders>
-              <w:top w:val="single" w:color="CCCCCC" w:sz="1"/>
-              <w:left w:val="single" w:color="CCCCCC" w:sz="1"/>
-              <w:bottom w:val="single" w:color="CCCCCC" w:sz="1"/>
-              <w:right w:val="single" w:color="CCCCCC" w:sz="1"/>
-            </w:tcBorders>
-            <w:tcMar>
-              <w:top w:type="dxa" w:w="60"/>
-              <w:left w:type="dxa" w:w="100"/>
-              <w:bottom w:type="dxa" w:w="60"/>
-              <w:right w:type="dxa" w:w="100"/>
-            </w:tcMar>
-          </w:tcPr>
-          <w:p>
-            <w:r>
-              <w:rPr>
-                <w:rFonts w:ascii="Calibri" w:cs="Calibri" w:eastAsia="Calibri" w:hAnsi="Calibri"/>
-                <w:b w:val="false"/>
-                <w:bCs w:val="false"/>
-                <w:sz w:val="20"/>
-                <w:szCs w:val="20"/>
-              </w:rPr>
-              <w:t xml:space="preserve">180-Day Total</w:t>
-            </w:r>
-          </w:p>
-        </w:tc>
-        <w:tc>
-          <w:tcPr>
-            <w:tcW w:type="dxa" w:w="1504"/>
-            <w:tcBorders>
-              <w:top w:val="single" w:color="CCCCCC" w:sz="1"/>
-              <w:left w:val="single" w:color="CCCCCC" w:sz="1"/>
-              <w:bottom w:val="single" w:color="CCCCCC" w:sz="1"/>
-              <w:right w:val="single" w:color="CCCCCC" w:sz="1"/>
-            </w:tcBorders>
-            <w:tcMar>
-              <w:top w:type="dxa" w:w="60"/>
-              <w:left w:type="dxa" w:w="100"/>
-              <w:bottom w:type="dxa" w:w="60"/>
-              <w:right w:type="dxa" w:w="100"/>
-            </w:tcMar>
-          </w:tcPr>
-          <w:p>
-            <w:r>
-              <w:rPr>
-                <w:rFonts w:ascii="Calibri" w:cs="Calibri" w:eastAsia="Calibri" w:hAnsi="Calibri"/>
-                <w:b w:val="false"/>
-                <w:bCs w:val="false"/>
-                <w:sz w:val="20"/>
-                <w:szCs w:val="20"/>
-              </w:rPr>
-              <w:t xml:space="preserve">900,000</w:t>
-            </w:r>
-          </w:p>
-        </w:tc>
-        <w:tc>
-          <w:tcPr>
-            <w:tcW w:type="dxa" w:w="1504"/>
-            <w:tcBorders>
-              <w:top w:val="single" w:color="CCCCCC" w:sz="1"/>
-              <w:left w:val="single" w:color="CCCCCC" w:sz="1"/>
-              <w:bottom w:val="single" w:color="CCCCCC" w:sz="1"/>
-              <w:right w:val="single" w:color="CCCCCC" w:sz="1"/>
-            </w:tcBorders>
-            <w:tcMar>
-              <w:top w:type="dxa" w:w="60"/>
-              <w:left w:type="dxa" w:w="100"/>
-              <w:bottom w:type="dxa" w:w="60"/>
-              <w:right w:type="dxa" w:w="100"/>
-            </w:tcMar>
-          </w:tcPr>
-          <w:p>
-            <w:r>
-              <w:rPr>
-                <w:rFonts w:ascii="Calibri" w:cs="Calibri" w:eastAsia="Calibri" w:hAnsi="Calibri"/>
-                <w:b w:val="false"/>
-                <w:bCs w:val="false"/>
-                <w:sz w:val="20"/>
-                <w:szCs w:val="20"/>
-              </w:rPr>
-              <w:t xml:space="preserve">5,400,000</w:t>
-            </w:r>
-          </w:p>
-        </w:tc>
-        <w:tc>
-          <w:tcPr>
-            <w:tcW w:type="dxa" w:w="1504"/>
-            <w:tcBorders>
-              <w:top w:val="single" w:color="CCCCCC" w:sz="1"/>
-              <w:left w:val="single" w:color="CCCCCC" w:sz="1"/>
-              <w:bottom w:val="single" w:color="CCCCCC" w:sz="1"/>
-              <w:right w:val="single" w:color="CCCCCC" w:sz="1"/>
-            </w:tcBorders>
-            <w:tcMar>
-              <w:top w:type="dxa" w:w="60"/>
-              <w:left w:type="dxa" w:w="100"/>
-              <w:bottom w:type="dxa" w:w="60"/>
-              <w:right w:type="dxa" w:w="100"/>
-            </w:tcMar>
-          </w:tcPr>
-          <w:p>
-            <w:r>
-              <w:rPr>
-                <w:rFonts w:ascii="Calibri" w:cs="Calibri" w:eastAsia="Calibri" w:hAnsi="Calibri"/>
-                <w:b w:val="false"/>
-                <w:bCs w:val="false"/>
-                <w:sz w:val="20"/>
-                <w:szCs w:val="20"/>
-              </w:rPr>
-              <w:t xml:space="preserve">13,500,000</w:t>
-            </w:r>
-          </w:p>
-        </w:tc>
-        <w:tc>
-          <w:tcPr>
-            <w:tcW w:type="dxa" w:w="1504"/>
-            <w:tcBorders>
-              <w:top w:val="single" w:color="CCCCCC" w:sz="1"/>
-              <w:left w:val="single" w:color="CCCCCC" w:sz="1"/>
-              <w:bottom w:val="single" w:color="CCCCCC" w:sz="1"/>
-              <w:right w:val="single" w:color="CCCCCC" w:sz="1"/>
-            </w:tcBorders>
-            <w:tcMar>
-              <w:top w:type="dxa" w:w="60"/>
-              <w:left w:type="dxa" w:w="100"/>
-              <w:bottom w:type="dxa" w:w="60"/>
-              <w:right w:type="dxa" w:w="100"/>
-            </w:tcMar>
-          </w:tcPr>
-          <w:p>
-            <w:r>
-              <w:rPr>
-                <w:rFonts w:ascii="Calibri" w:cs="Calibri" w:eastAsia="Calibri" w:hAnsi="Calibri"/>
-                <w:b w:val="false"/>
-                <w:bCs w:val="false"/>
-                <w:sz w:val="20"/>
-                <w:szCs w:val="20"/>
-              </w:rPr>
-              <w:t xml:space="preserve">25,200,000</w:t>
-            </w:r>
-          </w:p>
-        </w:tc>
-        <w:tc>
-          <w:tcPr>
-            <w:tcW w:type="dxa" w:w="1506"/>
-            <w:tcBorders>
-              <w:top w:val="single" w:color="CCCCCC" w:sz="1"/>
-              <w:left w:val="single" w:color="CCCCCC" w:sz="1"/>
-              <w:bottom w:val="single" w:color="CCCCCC" w:sz="1"/>
-              <w:right w:val="single" w:color="CCCCCC" w:sz="1"/>
-            </w:tcBorders>
-            <w:tcMar>
-              <w:top w:type="dxa" w:w="60"/>
-              <w:left w:type="dxa" w:w="100"/>
-              <w:bottom w:type="dxa" w:w="60"/>
-              <w:right w:type="dxa" w:w="100"/>
-            </w:tcMar>
-          </w:tcPr>
-          <w:p>
-            <w:r>
-              <w:rPr>
-                <w:rFonts w:ascii="Calibri" w:cs="Calibri" w:eastAsia="Calibri" w:hAnsi="Calibri"/>
-                <w:b w:val="false"/>
-                <w:bCs w:val="false"/>
-                <w:sz w:val="20"/>
-                <w:szCs w:val="20"/>
-              </w:rPr>
-              <w:t xml:space="preserve">45,000,000</w:t>
-            </w:r>
-          </w:p>
-        </w:tc>
-      </w:tr>
-      <w:tr>
-        <w:tc>
-          <w:tcPr>
-            <w:tcW w:type="dxa" w:w="1504"/>
-            <w:tcBorders>
-              <w:top w:val="single" w:color="CCCCCC" w:sz="1"/>
-              <w:left w:val="single" w:color="CCCCCC" w:sz="1"/>
-              <w:bottom w:val="single" w:color="CCCCCC" w:sz="1"/>
-              <w:right w:val="single" w:color="CCCCCC" w:sz="1"/>
-            </w:tcBorders>
-            <w:tcMar>
-              <w:top w:type="dxa" w:w="60"/>
-              <w:left w:type="dxa" w:w="100"/>
-              <w:bottom w:type="dxa" w:w="60"/>
-              <w:right w:type="dxa" w:w="100"/>
-            </w:tcMar>
-          </w:tcPr>
-          <w:p>
-            <w:r>
-              <w:rPr>
-                <w:rFonts w:ascii="Calibri" w:cs="Calibri" w:eastAsia="Calibri" w:hAnsi="Calibri"/>
-                <w:b w:val="false"/>
-                <w:bCs w:val="false"/>
-                <w:sz w:val="20"/>
-                <w:szCs w:val="20"/>
-              </w:rPr>
-              <w:t xml:space="preserve">Listing Value (¥10)</w:t>
-            </w:r>
-          </w:p>
-        </w:tc>
-        <w:tc>
-          <w:tcPr>
-            <w:tcW w:type="dxa" w:w="1504"/>
-            <w:tcBorders>
-              <w:top w:val="single" w:color="CCCCCC" w:sz="1"/>
-              <w:left w:val="single" w:color="CCCCCC" w:sz="1"/>
-              <w:bottom w:val="single" w:color="CCCCCC" w:sz="1"/>
-              <w:right w:val="single" w:color="CCCCCC" w:sz="1"/>
-            </w:tcBorders>
-            <w:tcMar>
-              <w:top w:type="dxa" w:w="60"/>
-              <w:left w:type="dxa" w:w="100"/>
-              <w:bottom w:type="dxa" w:w="60"/>
-              <w:right w:type="dxa" w:w="100"/>
-            </w:tcMar>
-          </w:tcPr>
-          <w:p>
-            <w:r>
-              <w:rPr>
-                <w:rFonts w:ascii="Calibri" w:cs="Calibri" w:eastAsia="Calibri" w:hAnsi="Calibri"/>
-                <w:b w:val="false"/>
-                <w:bCs w:val="false"/>
-                <w:sz w:val="20"/>
-                <w:szCs w:val="20"/>
-              </w:rPr>
-              <w:t xml:space="preserve">50,000,000</w:t>
-            </w:r>
-          </w:p>
-        </w:tc>
-        <w:tc>
-          <w:tcPr>
-            <w:tcW w:type="dxa" w:w="1504"/>
-            <w:tcBorders>
-              <w:top w:val="single" w:color="CCCCCC" w:sz="1"/>
-              <w:left w:val="single" w:color="CCCCCC" w:sz="1"/>
-              <w:bottom w:val="single" w:color="CCCCCC" w:sz="1"/>
-              <w:right w:val="single" w:color="CCCCCC" w:sz="1"/>
-            </w:tcBorders>
-            <w:tcMar>
-              <w:top w:type="dxa" w:w="60"/>
-              <w:left w:type="dxa" w:w="100"/>
-              <w:bottom w:type="dxa" w:w="60"/>
-              <w:right w:type="dxa" w:w="100"/>
-            </w:tcMar>
-          </w:tcPr>
-          <w:p>
-            <w:r>
-              <w:rPr>
-                <w:rFonts w:ascii="Calibri" w:cs="Calibri" w:eastAsia="Calibri" w:hAnsi="Calibri"/>
-                <w:b w:val="false"/>
-                <w:bCs w:val="false"/>
-                <w:sz w:val="20"/>
-                <w:szCs w:val="20"/>
-              </w:rPr>
-              <w:t xml:space="preserve">150,000,000</w:t>
-            </w:r>
-          </w:p>
-        </w:tc>
-        <w:tc>
-          <w:tcPr>
-            <w:tcW w:type="dxa" w:w="1504"/>
-            <w:tcBorders>
-              <w:top w:val="single" w:color="CCCCCC" w:sz="1"/>
-              <w:left w:val="single" w:color="CCCCCC" w:sz="1"/>
-              <w:bottom w:val="single" w:color="CCCCCC" w:sz="1"/>
-              <w:right w:val="single" w:color="CCCCCC" w:sz="1"/>
-            </w:tcBorders>
-            <w:tcMar>
-              <w:top w:type="dxa" w:w="60"/>
-              <w:left w:type="dxa" w:w="100"/>
-              <w:bottom w:type="dxa" w:w="60"/>
-              <w:right w:type="dxa" w:w="100"/>
-            </w:tcMar>
-          </w:tcPr>
-          <w:p>
-            <w:r>
-              <w:rPr>
-                <w:rFonts w:ascii="Calibri" w:cs="Calibri" w:eastAsia="Calibri" w:hAnsi="Calibri"/>
-                <w:b w:val="false"/>
-                <w:bCs w:val="false"/>
-                <w:sz w:val="20"/>
-                <w:szCs w:val="20"/>
-              </w:rPr>
-              <w:t xml:space="preserve">250,000,000</w:t>
-            </w:r>
-          </w:p>
-        </w:tc>
-        <w:tc>
-          <w:tcPr>
-            <w:tcW w:type="dxa" w:w="1504"/>
-            <w:tcBorders>
-              <w:top w:val="single" w:color="CCCCCC" w:sz="1"/>
-              <w:left w:val="single" w:color="CCCCCC" w:sz="1"/>
-              <w:bottom w:val="single" w:color="CCCCCC" w:sz="1"/>
-              <w:right w:val="single" w:color="CCCCCC" w:sz="1"/>
-            </w:tcBorders>
-            <w:tcMar>
-              <w:top w:type="dxa" w:w="60"/>
-              <w:left w:type="dxa" w:w="100"/>
-              <w:bottom w:type="dxa" w:w="60"/>
-              <w:right w:type="dxa" w:w="100"/>
-            </w:tcMar>
-          </w:tcPr>
-          <w:p>
-            <w:r>
-              <w:rPr>
-                <w:rFonts w:ascii="Calibri" w:cs="Calibri" w:eastAsia="Calibri" w:hAnsi="Calibri"/>
-                <w:b w:val="false"/>
-                <w:bCs w:val="false"/>
-                <w:sz w:val="20"/>
-                <w:szCs w:val="20"/>
-              </w:rPr>
-              <w:t xml:space="preserve">350,000,000</w:t>
-            </w:r>
-          </w:p>
-        </w:tc>
-        <w:tc>
-          <w:tcPr>
-            <w:tcW w:type="dxa" w:w="1506"/>
-            <w:tcBorders>
-              <w:top w:val="single" w:color="CCCCCC" w:sz="1"/>
-              <w:left w:val="single" w:color="CCCCCC" w:sz="1"/>
-              <w:bottom w:val="single" w:color="CCCCCC" w:sz="1"/>
-              <w:right w:val="single" w:color="CCCCCC" w:sz="1"/>
-            </w:tcBorders>
-            <w:tcMar>
-              <w:top w:type="dxa" w:w="60"/>
-              <w:left w:type="dxa" w:w="100"/>
-              <w:bottom w:type="dxa" w:w="60"/>
-              <w:right w:type="dxa" w:w="100"/>
-            </w:tcMar>
-          </w:tcPr>
-          <w:p>
-            <w:r>
-              <w:rPr>
-                <w:rFonts w:ascii="Calibri" w:cs="Calibri" w:eastAsia="Calibri" w:hAnsi="Calibri"/>
-                <w:b w:val="false"/>
-                <w:bCs w:val="false"/>
-                <w:sz w:val="20"/>
-                <w:szCs w:val="20"/>
-              </w:rPr>
-              <w:t xml:space="preserve">500,000,000</w:t>
-            </w:r>
-          </w:p>
-        </w:tc>
-      </w:tr>
-    </w:tbl>
-    <w:p>
-      <w:pPr>
-        <w:spacing w:after="100"/>
-      </w:pPr>
-    </w:p>
-    <w:p>
-      <w:pPr>
-        <w:spacing w:after="60" w:before="60"/>
-      </w:pPr>
-      <w:r>
-        <w:rPr>
-          <w:rFonts w:ascii="Calibri" w:cs="Calibri" w:eastAsia="Calibri" w:hAnsi="Calibri"/>
-          <w:sz w:val="22"/>
-          <w:szCs w:val="22"/>
-        </w:rPr>
-        <w:t xml:space="preserve">All values shown in WISE tokens. The listing value assumes the target price and is not guaranteed.</w:t>
+        <w:t xml:space="preserve">[IMAGE SUGGESTION: Crypto exchange dashboard or trading interface. Shutterstock keyword: "cryptocurrency exchange trading interface clean". Or use bitcastle logo.]</w:t>
       </w:r>
     </w:p>
     <w:p>
@@ -4562,7 +3386,7 @@
           <w:sz w:val="26"/>
           <w:szCs w:val="26"/>
         </w:rPr>
-        <w:t xml:space="preserve">5.5 Payment Schedule</w:t>
+        <w:t xml:space="preserve">6.1 bitcastle Overview</w:t>
       </w:r>
     </w:p>
     <w:p>
@@ -4575,7 +3399,7 @@
           <w:sz w:val="22"/>
           <w:szCs w:val="22"/>
         </w:rPr>
-        <w:t xml:space="preserve">Dividend payment schedules will be announced as the project progresses. Rates are calculated on a daily basis using simple interest according to each holder's rank tier.</w:t>
+        <w:t xml:space="preserve">bitcastle is a global cryptocurrency exchange founded in 2022, serving over 1,000,000 users across 100+ countries. WiseCoin is scheduled for listing on bitcastle, after which WISE can be freely traded by anyone.</w:t>
       </w:r>
     </w:p>
     <w:p>
@@ -4591,7 +3415,7 @@
           <w:sz w:val="26"/>
           <w:szCs w:val="26"/>
         </w:rPr>
-        <w:t xml:space="preserve">5.6 Distribution Method</w:t>
+        <w:t xml:space="preserve">6.2 Listing Schedule</w:t>
       </w:r>
     </w:p>
     <w:p>
@@ -4604,7 +3428,7 @@
           <w:sz w:val="22"/>
           <w:szCs w:val="22"/>
         </w:rPr>
-        <w:t xml:space="preserve">Dividend distribution methods will be confirmed prior to the system launch. Updates will be published on the official website at wise-protocol.xyz.</w:t>
+        <w:t xml:space="preserve">WISE is scheduled to list on bitcastle at 11:00 JST on September 30, 2026. The official listing announcement is published on the bitcastle notification page.</w:t>
       </w:r>
     </w:p>
     <w:p>
@@ -4620,7 +3444,7 @@
           <w:sz w:val="26"/>
           <w:szCs w:val="26"/>
         </w:rPr>
-        <w:t xml:space="preserve">5.7 Important Notes</w:t>
+        <w:t xml:space="preserve">6.3 Benefits of Exchange Listing</w:t>
       </w:r>
     </w:p>
     <w:p>
@@ -4634,7 +3458,7 @@
           <w:sz w:val="22"/>
           <w:szCs w:val="22"/>
         </w:rPr>
-        <w:t xml:space="preserve">•  The rank-based rates are the current planned rates</w:t>
+        <w:t xml:space="preserve">•  Liquidity Assured — Trade anytime after listing with market-driven pricing</w:t>
       </w:r>
     </w:p>
     <w:p>
@@ -4648,7 +3472,7 @@
           <w:sz w:val="22"/>
           <w:szCs w:val="22"/>
         </w:rPr>
-        <w:t xml:space="preserve">•  All investments carry risk and rates may be subject to change</w:t>
+        <w:t xml:space="preserve">•  Price Transparency — Open market determines fair value</w:t>
       </w:r>
     </w:p>
     <w:p>
@@ -4662,21 +3486,65 @@
           <w:sz w:val="22"/>
           <w:szCs w:val="22"/>
         </w:rPr>
-        <w:t xml:space="preserve">•  Values shown are projections and not guaranteed</w:t>
-      </w:r>
-    </w:p>
-    <w:p>
-      <w:pPr>
-        <w:spacing w:after="40" w:before="40"/>
-        <w:ind w:left="360" w:hanging="360"/>
-      </w:pPr>
-      <w:r>
-        <w:rPr>
-          <w:rFonts w:ascii="Calibri" w:cs="Calibri" w:eastAsia="Calibri" w:hAnsi="Calibri"/>
-          <w:sz w:val="22"/>
-          <w:szCs w:val="22"/>
-        </w:rPr>
-        <w:t xml:space="preserve">•  The ¥10 listing price is a target value and is not guaranteed</w:t>
+        <w:t xml:space="preserve">•  Exchange Security — Protected by bitcastle's exchange infrastructure</w:t>
+      </w:r>
+    </w:p>
+    <w:p>
+      <w:pPr>
+        <w:pStyle w:val="Heading2"/>
+        <w:spacing w:after="150" w:before="300"/>
+      </w:pPr>
+      <w:r>
+        <w:rPr>
+          <w:rFonts w:ascii="Calibri" w:cs="Calibri" w:eastAsia="Calibri" w:hAnsi="Calibri"/>
+          <w:b/>
+          <w:bCs/>
+          <w:sz w:val="26"/>
+          <w:szCs w:val="26"/>
+        </w:rPr>
+        <w:t xml:space="preserve">6.4 Post-Listing Trading</w:t>
+      </w:r>
+    </w:p>
+    <w:p>
+      <w:pPr>
+        <w:spacing w:after="60" w:before="60"/>
+      </w:pPr>
+      <w:r>
+        <w:rPr>
+          <w:rFonts w:ascii="Calibri" w:cs="Calibri" w:eastAsia="Calibri" w:hAnsi="Calibri"/>
+          <w:sz w:val="22"/>
+          <w:szCs w:val="22"/>
+        </w:rPr>
+        <w:t xml:space="preserve">After listing on bitcastle, holders can freely buy and sell WISE tokens through the exchange platform. A bitcastle account will be required to trade.</w:t>
+      </w:r>
+    </w:p>
+    <w:p>
+      <w:pPr>
+        <w:pStyle w:val="Heading2"/>
+        <w:spacing w:after="150" w:before="300"/>
+      </w:pPr>
+      <w:r>
+        <w:rPr>
+          <w:rFonts w:ascii="Calibri" w:cs="Calibri" w:eastAsia="Calibri" w:hAnsi="Calibri"/>
+          <w:b/>
+          <w:bCs/>
+          <w:sz w:val="26"/>
+          <w:szCs w:val="26"/>
+        </w:rPr>
+        <w:t xml:space="preserve">6.5 Relationship Between webwise and bitcastle</w:t>
+      </w:r>
+    </w:p>
+    <w:p>
+      <w:pPr>
+        <w:spacing w:after="60" w:before="60"/>
+      </w:pPr>
+      <w:r>
+        <w:rPr>
+          <w:rFonts w:ascii="Calibri" w:cs="Calibri" w:eastAsia="Calibri" w:hAnsi="Calibri"/>
+          <w:sz w:val="22"/>
+          <w:szCs w:val="22"/>
+        </w:rPr>
+        <w:t xml:space="preserve">webwise is the operator and issuer of WiseCoin. bitcastle is the exchange where WISE will be listed for public trading. They are separate entities collaborating on the listing process.</w:t>
       </w:r>
     </w:p>
     <w:p>
@@ -4697,7 +3565,7 @@
           <w:sz w:val="32"/>
           <w:szCs w:val="32"/>
         </w:rPr>
-        <w:t xml:space="preserve">6. EXCHANGE LISTING</w:t>
+        <w:t xml:space="preserve">7. ROADMAP</w:t>
       </w:r>
     </w:p>
     <w:p>
@@ -4713,81 +3581,22 @@
           <w:szCs w:val="20"/>
           <w:shd w:fill="FFFF00" w:val="clear"/>
         </w:rPr>
-        <w:t xml:space="preserve">[IMAGE SUGGESTION: Crypto exchange dashboard or trading interface. Shutterstock keyword: "cryptocurrency exchange trading interface clean". Or use bitcastle logo.]</w:t>
-      </w:r>
-    </w:p>
-    <w:p>
-      <w:pPr>
-        <w:pStyle w:val="Heading2"/>
-        <w:spacing w:after="150" w:before="300"/>
-      </w:pPr>
-      <w:r>
-        <w:rPr>
-          <w:rFonts w:ascii="Calibri" w:cs="Calibri" w:eastAsia="Calibri" w:hAnsi="Calibri"/>
-          <w:b/>
-          <w:bCs/>
-          <w:sz w:val="26"/>
-          <w:szCs w:val="26"/>
-        </w:rPr>
-        <w:t xml:space="preserve">6.1 bitcastle Overview</w:t>
-      </w:r>
-    </w:p>
-    <w:p>
-      <w:pPr>
-        <w:spacing w:after="60" w:before="60"/>
-      </w:pPr>
-      <w:r>
-        <w:rPr>
-          <w:rFonts w:ascii="Calibri" w:cs="Calibri" w:eastAsia="Calibri" w:hAnsi="Calibri"/>
-          <w:sz w:val="22"/>
-          <w:szCs w:val="22"/>
-        </w:rPr>
-        <w:t xml:space="preserve">bitcastle is a global cryptocurrency exchange founded in 2022, serving over 1,000,000 users across 100+ countries. WISE COIN is scheduled for listing on bitcastle, after which WISE can be freely traded by anyone.</w:t>
-      </w:r>
-    </w:p>
-    <w:p>
-      <w:pPr>
-        <w:pStyle w:val="Heading2"/>
-        <w:spacing w:after="150" w:before="300"/>
-      </w:pPr>
-      <w:r>
-        <w:rPr>
-          <w:rFonts w:ascii="Calibri" w:cs="Calibri" w:eastAsia="Calibri" w:hAnsi="Calibri"/>
-          <w:b/>
-          <w:bCs/>
-          <w:sz w:val="26"/>
-          <w:szCs w:val="26"/>
-        </w:rPr>
-        <w:t xml:space="preserve">6.2 Listing Schedule</w:t>
-      </w:r>
-    </w:p>
-    <w:p>
-      <w:pPr>
-        <w:spacing w:after="60" w:before="60"/>
-      </w:pPr>
-      <w:r>
-        <w:rPr>
-          <w:rFonts w:ascii="Calibri" w:cs="Calibri" w:eastAsia="Calibri" w:hAnsi="Calibri"/>
-          <w:sz w:val="22"/>
-          <w:szCs w:val="22"/>
-        </w:rPr>
-        <w:t xml:space="preserve">WISE is scheduled for listing on bitcastle in late December 2027. The exact date will be announced on the official website.</w:t>
-      </w:r>
-    </w:p>
-    <w:p>
-      <w:pPr>
-        <w:pStyle w:val="Heading2"/>
-        <w:spacing w:after="150" w:before="300"/>
-      </w:pPr>
-      <w:r>
-        <w:rPr>
-          <w:rFonts w:ascii="Calibri" w:cs="Calibri" w:eastAsia="Calibri" w:hAnsi="Calibri"/>
-          <w:b/>
-          <w:bCs/>
-          <w:sz w:val="26"/>
-          <w:szCs w:val="26"/>
-        </w:rPr>
-        <w:t xml:space="preserve">6.3 Benefits of Exchange Listing</w:t>
+        <w:t xml:space="preserve">[GRAPHIC: Please design a visual timeline/roadmap with 4 phases. Phase 1 highlighted as "Current". Designer's discretion on style.]</w:t>
+      </w:r>
+    </w:p>
+    <w:p>
+      <w:pPr>
+        <w:spacing w:after="100" w:before="200"/>
+      </w:pPr>
+      <w:r>
+        <w:rPr>
+          <w:rFonts w:ascii="Calibri" w:cs="Calibri" w:eastAsia="Calibri" w:hAnsi="Calibri"/>
+          <w:b/>
+          <w:bCs/>
+          <w:sz w:val="24"/>
+          <w:szCs w:val="24"/>
+        </w:rPr>
+        <w:t xml:space="preserve">Phase 1: Foundation (Current)</w:t>
       </w:r>
     </w:p>
     <w:p>
@@ -4801,7 +3610,7 @@
           <w:sz w:val="22"/>
           <w:szCs w:val="22"/>
         </w:rPr>
-        <w:t xml:space="preserve">•  Liquidity Assured — Trade anytime after listing with market-driven pricing</w:t>
+        <w:t xml:space="preserve">•  Token Sale Launch</w:t>
       </w:r>
     </w:p>
     <w:p>
@@ -4815,7 +3624,22 @@
           <w:sz w:val="22"/>
           <w:szCs w:val="22"/>
         </w:rPr>
-        <w:t xml:space="preserve">•  Price Transparency — Open market determines fair value</w:t>
+        <w:t xml:space="preserve">•  Official Site Live</w:t>
+      </w:r>
+    </w:p>
+    <w:p>
+      <w:pPr>
+        <w:spacing w:after="100" w:before="200"/>
+      </w:pPr>
+      <w:r>
+        <w:rPr>
+          <w:rFonts w:ascii="Calibri" w:cs="Calibri" w:eastAsia="Calibri" w:hAnsi="Calibri"/>
+          <w:b/>
+          <w:bCs/>
+          <w:sz w:val="24"/>
+          <w:szCs w:val="24"/>
+        </w:rPr>
+        <w:t xml:space="preserve">Phase 2: Growth</w:t>
       </w:r>
     </w:p>
     <w:p>
@@ -4829,65 +3653,149 @@
           <w:sz w:val="22"/>
           <w:szCs w:val="22"/>
         </w:rPr>
-        <w:t xml:space="preserve">•  Exchange Security — Protected by bitcastle's exchange infrastructure</w:t>
-      </w:r>
-    </w:p>
-    <w:p>
-      <w:pPr>
-        <w:pStyle w:val="Heading2"/>
-        <w:spacing w:after="150" w:before="300"/>
-      </w:pPr>
-      <w:r>
-        <w:rPr>
-          <w:rFonts w:ascii="Calibri" w:cs="Calibri" w:eastAsia="Calibri" w:hAnsi="Calibri"/>
-          <w:b/>
-          <w:bCs/>
-          <w:sz w:val="26"/>
-          <w:szCs w:val="26"/>
-        </w:rPr>
-        <w:t xml:space="preserve">6.4 Post-Listing Trading</w:t>
-      </w:r>
-    </w:p>
-    <w:p>
-      <w:pPr>
-        <w:spacing w:after="60" w:before="60"/>
-      </w:pPr>
-      <w:r>
-        <w:rPr>
-          <w:rFonts w:ascii="Calibri" w:cs="Calibri" w:eastAsia="Calibri" w:hAnsi="Calibri"/>
-          <w:sz w:val="22"/>
-          <w:szCs w:val="22"/>
-        </w:rPr>
-        <w:t xml:space="preserve">After listing on bitcastle, holders can freely buy and sell WISE tokens through the exchange platform. A bitcastle account will be required to trade.</w:t>
-      </w:r>
-    </w:p>
-    <w:p>
-      <w:pPr>
-        <w:pStyle w:val="Heading2"/>
-        <w:spacing w:after="150" w:before="300"/>
-      </w:pPr>
-      <w:r>
-        <w:rPr>
-          <w:rFonts w:ascii="Calibri" w:cs="Calibri" w:eastAsia="Calibri" w:hAnsi="Calibri"/>
-          <w:b/>
-          <w:bCs/>
-          <w:sz w:val="26"/>
-          <w:szCs w:val="26"/>
-        </w:rPr>
-        <w:t xml:space="preserve">6.5 Relationship Between webwise and bitcastle</w:t>
-      </w:r>
-    </w:p>
-    <w:p>
-      <w:pPr>
-        <w:spacing w:after="60" w:before="60"/>
-      </w:pPr>
-      <w:r>
-        <w:rPr>
-          <w:rFonts w:ascii="Calibri" w:cs="Calibri" w:eastAsia="Calibri" w:hAnsi="Calibri"/>
-          <w:sz w:val="22"/>
-          <w:szCs w:val="22"/>
-        </w:rPr>
-        <w:t xml:space="preserve">webwise is the operator and issuer of WISE COIN. bitcastle is the exchange where WISE will be listed for public trading. They are separate entities collaborating on the listing process.</w:t>
+        <w:t xml:space="preserve">•  Dividend System Live</w:t>
+      </w:r>
+    </w:p>
+    <w:p>
+      <w:pPr>
+        <w:spacing w:after="40" w:before="40"/>
+        <w:ind w:left="360" w:hanging="360"/>
+      </w:pPr>
+      <w:r>
+        <w:rPr>
+          <w:rFonts w:ascii="Calibri" w:cs="Calibri" w:eastAsia="Calibri" w:hAnsi="Calibri"/>
+          <w:sz w:val="22"/>
+          <w:szCs w:val="22"/>
+        </w:rPr>
+        <w:t xml:space="preserve">•  Holder Benefits Program</w:t>
+      </w:r>
+    </w:p>
+    <w:p>
+      <w:pPr>
+        <w:spacing w:after="40" w:before="40"/>
+        <w:ind w:left="360" w:hanging="360"/>
+      </w:pPr>
+      <w:r>
+        <w:rPr>
+          <w:rFonts w:ascii="Calibri" w:cs="Calibri" w:eastAsia="Calibri" w:hAnsi="Calibri"/>
+          <w:sz w:val="22"/>
+          <w:szCs w:val="22"/>
+        </w:rPr>
+        <w:t xml:space="preserve">•  Holder Reports</w:t>
+      </w:r>
+    </w:p>
+    <w:p>
+      <w:pPr>
+        <w:spacing w:after="100" w:before="200"/>
+      </w:pPr>
+      <w:r>
+        <w:rPr>
+          <w:rFonts w:ascii="Calibri" w:cs="Calibri" w:eastAsia="Calibri" w:hAnsi="Calibri"/>
+          <w:b/>
+          <w:bCs/>
+          <w:sz w:val="24"/>
+          <w:szCs w:val="24"/>
+        </w:rPr>
+        <w:t xml:space="preserve">Phase 3: Expansion</w:t>
+      </w:r>
+    </w:p>
+    <w:p>
+      <w:pPr>
+        <w:spacing w:after="40" w:before="40"/>
+        <w:ind w:left="360" w:hanging="360"/>
+      </w:pPr>
+      <w:r>
+        <w:rPr>
+          <w:rFonts w:ascii="Calibri" w:cs="Calibri" w:eastAsia="Calibri" w:hAnsi="Calibri"/>
+          <w:sz w:val="22"/>
+          <w:szCs w:val="22"/>
+        </w:rPr>
+        <w:t xml:space="preserve">•  bitcastle Listing Application</w:t>
+      </w:r>
+    </w:p>
+    <w:p>
+      <w:pPr>
+        <w:spacing w:after="40" w:before="40"/>
+        <w:ind w:left="360" w:hanging="360"/>
+      </w:pPr>
+      <w:r>
+        <w:rPr>
+          <w:rFonts w:ascii="Calibri" w:cs="Calibri" w:eastAsia="Calibri" w:hAnsi="Calibri"/>
+          <w:sz w:val="22"/>
+          <w:szCs w:val="22"/>
+        </w:rPr>
+        <w:t xml:space="preserve">•  Marketing Push</w:t>
+      </w:r>
+    </w:p>
+    <w:p>
+      <w:pPr>
+        <w:spacing w:after="40" w:before="40"/>
+        <w:ind w:left="360" w:hanging="360"/>
+      </w:pPr>
+      <w:r>
+        <w:rPr>
+          <w:rFonts w:ascii="Calibri" w:cs="Calibri" w:eastAsia="Calibri" w:hAnsi="Calibri"/>
+          <w:sz w:val="22"/>
+          <w:szCs w:val="22"/>
+        </w:rPr>
+        <w:t xml:space="preserve">•  Liquidity Preparation</w:t>
+      </w:r>
+    </w:p>
+    <w:p>
+      <w:pPr>
+        <w:spacing w:after="100" w:before="200"/>
+      </w:pPr>
+      <w:r>
+        <w:rPr>
+          <w:rFonts w:ascii="Calibri" w:cs="Calibri" w:eastAsia="Calibri" w:hAnsi="Calibri"/>
+          <w:b/>
+          <w:bCs/>
+          <w:sz w:val="24"/>
+          <w:szCs w:val="24"/>
+        </w:rPr>
+        <w:t xml:space="preserve">Phase 4: Listing</w:t>
+      </w:r>
+    </w:p>
+    <w:p>
+      <w:pPr>
+        <w:spacing w:after="40" w:before="40"/>
+        <w:ind w:left="360" w:hanging="360"/>
+      </w:pPr>
+      <w:r>
+        <w:rPr>
+          <w:rFonts w:ascii="Calibri" w:cs="Calibri" w:eastAsia="Calibri" w:hAnsi="Calibri"/>
+          <w:sz w:val="22"/>
+          <w:szCs w:val="22"/>
+        </w:rPr>
+        <w:t xml:space="preserve">•  Official bitcastle Listing</w:t>
+      </w:r>
+    </w:p>
+    <w:p>
+      <w:pPr>
+        <w:spacing w:after="40" w:before="40"/>
+        <w:ind w:left="360" w:hanging="360"/>
+      </w:pPr>
+      <w:r>
+        <w:rPr>
+          <w:rFonts w:ascii="Calibri" w:cs="Calibri" w:eastAsia="Calibri" w:hAnsi="Calibri"/>
+          <w:sz w:val="22"/>
+          <w:szCs w:val="22"/>
+        </w:rPr>
+        <w:t xml:space="preserve">•  Target ¥10/WISE</w:t>
+      </w:r>
+    </w:p>
+    <w:p>
+      <w:pPr>
+        <w:spacing w:after="40" w:before="40"/>
+        <w:ind w:left="360" w:hanging="360"/>
+      </w:pPr>
+      <w:r>
+        <w:rPr>
+          <w:rFonts w:ascii="Calibri" w:cs="Calibri" w:eastAsia="Calibri" w:hAnsi="Calibri"/>
+          <w:sz w:val="22"/>
+          <w:szCs w:val="22"/>
+        </w:rPr>
+        <w:t xml:space="preserve">•  Next Phase Announcement</w:t>
       </w:r>
     </w:p>
     <w:p>
@@ -4908,7 +3816,7 @@
           <w:sz w:val="32"/>
           <w:szCs w:val="32"/>
         </w:rPr>
-        <w:t xml:space="preserve">7. ROADMAP</w:t>
+        <w:t xml:space="preserve">8. USE CASES</w:t>
       </w:r>
     </w:p>
     <w:p>
@@ -4924,221 +3832,123 @@
           <w:szCs w:val="20"/>
           <w:shd w:fill="FFFF00" w:val="clear"/>
         </w:rPr>
-        <w:t xml:space="preserve">[GRAPHIC: Please design a visual timeline/roadmap with 4 phases. Phase 1 highlighted as "Current". Designer's discretion on style.]</w:t>
-      </w:r>
-    </w:p>
-    <w:p>
-      <w:pPr>
-        <w:spacing w:after="100" w:before="200"/>
-      </w:pPr>
-      <w:r>
-        <w:rPr>
-          <w:rFonts w:ascii="Calibri" w:cs="Calibri" w:eastAsia="Calibri" w:hAnsi="Calibri"/>
-          <w:b/>
-          <w:bCs/>
-          <w:sz w:val="24"/>
-          <w:szCs w:val="24"/>
-        </w:rPr>
-        <w:t xml:space="preserve">Phase 1: Foundation (Current)</w:t>
-      </w:r>
-    </w:p>
-    <w:p>
-      <w:pPr>
-        <w:spacing w:after="40" w:before="40"/>
-        <w:ind w:left="360" w:hanging="360"/>
-      </w:pPr>
-      <w:r>
-        <w:rPr>
-          <w:rFonts w:ascii="Calibri" w:cs="Calibri" w:eastAsia="Calibri" w:hAnsi="Calibri"/>
-          <w:sz w:val="22"/>
-          <w:szCs w:val="22"/>
-        </w:rPr>
-        <w:t xml:space="preserve">•  Token Sale Launch</w:t>
-      </w:r>
-    </w:p>
-    <w:p>
-      <w:pPr>
-        <w:spacing w:after="40" w:before="40"/>
-        <w:ind w:left="360" w:hanging="360"/>
-      </w:pPr>
-      <w:r>
-        <w:rPr>
-          <w:rFonts w:ascii="Calibri" w:cs="Calibri" w:eastAsia="Calibri" w:hAnsi="Calibri"/>
-          <w:sz w:val="22"/>
-          <w:szCs w:val="22"/>
-        </w:rPr>
-        <w:t xml:space="preserve">•  Official Site Live</w:t>
-      </w:r>
-    </w:p>
-    <w:p>
-      <w:pPr>
-        <w:spacing w:after="100" w:before="200"/>
-      </w:pPr>
-      <w:r>
-        <w:rPr>
-          <w:rFonts w:ascii="Calibri" w:cs="Calibri" w:eastAsia="Calibri" w:hAnsi="Calibri"/>
-          <w:b/>
-          <w:bCs/>
-          <w:sz w:val="24"/>
-          <w:szCs w:val="24"/>
-        </w:rPr>
-        <w:t xml:space="preserve">Phase 2: Growth</w:t>
-      </w:r>
-    </w:p>
-    <w:p>
-      <w:pPr>
-        <w:spacing w:after="40" w:before="40"/>
-        <w:ind w:left="360" w:hanging="360"/>
-      </w:pPr>
-      <w:r>
-        <w:rPr>
-          <w:rFonts w:ascii="Calibri" w:cs="Calibri" w:eastAsia="Calibri" w:hAnsi="Calibri"/>
-          <w:sz w:val="22"/>
-          <w:szCs w:val="22"/>
-        </w:rPr>
-        <w:t xml:space="preserve">•  Dividend System Live</w:t>
-      </w:r>
-    </w:p>
-    <w:p>
-      <w:pPr>
-        <w:spacing w:after="40" w:before="40"/>
-        <w:ind w:left="360" w:hanging="360"/>
-      </w:pPr>
-      <w:r>
-        <w:rPr>
-          <w:rFonts w:ascii="Calibri" w:cs="Calibri" w:eastAsia="Calibri" w:hAnsi="Calibri"/>
-          <w:sz w:val="22"/>
-          <w:szCs w:val="22"/>
-        </w:rPr>
-        <w:t xml:space="preserve">•  Holder Benefits Program</w:t>
-      </w:r>
-    </w:p>
-    <w:p>
-      <w:pPr>
-        <w:spacing w:after="40" w:before="40"/>
-        <w:ind w:left="360" w:hanging="360"/>
-      </w:pPr>
-      <w:r>
-        <w:rPr>
-          <w:rFonts w:ascii="Calibri" w:cs="Calibri" w:eastAsia="Calibri" w:hAnsi="Calibri"/>
-          <w:sz w:val="22"/>
-          <w:szCs w:val="22"/>
-        </w:rPr>
-        <w:t xml:space="preserve">•  Holder Reports</w:t>
-      </w:r>
-    </w:p>
-    <w:p>
-      <w:pPr>
-        <w:spacing w:after="100" w:before="200"/>
-      </w:pPr>
-      <w:r>
-        <w:rPr>
-          <w:rFonts w:ascii="Calibri" w:cs="Calibri" w:eastAsia="Calibri" w:hAnsi="Calibri"/>
-          <w:b/>
-          <w:bCs/>
-          <w:sz w:val="24"/>
-          <w:szCs w:val="24"/>
-        </w:rPr>
-        <w:t xml:space="preserve">Phase 3: Expansion</w:t>
-      </w:r>
-    </w:p>
-    <w:p>
-      <w:pPr>
-        <w:spacing w:after="40" w:before="40"/>
-        <w:ind w:left="360" w:hanging="360"/>
-      </w:pPr>
-      <w:r>
-        <w:rPr>
-          <w:rFonts w:ascii="Calibri" w:cs="Calibri" w:eastAsia="Calibri" w:hAnsi="Calibri"/>
-          <w:sz w:val="22"/>
-          <w:szCs w:val="22"/>
-        </w:rPr>
-        <w:t xml:space="preserve">•  bitcastle Listing Application</w:t>
-      </w:r>
-    </w:p>
-    <w:p>
-      <w:pPr>
-        <w:spacing w:after="40" w:before="40"/>
-        <w:ind w:left="360" w:hanging="360"/>
-      </w:pPr>
-      <w:r>
-        <w:rPr>
-          <w:rFonts w:ascii="Calibri" w:cs="Calibri" w:eastAsia="Calibri" w:hAnsi="Calibri"/>
-          <w:sz w:val="22"/>
-          <w:szCs w:val="22"/>
-        </w:rPr>
-        <w:t xml:space="preserve">•  Marketing Push</w:t>
-      </w:r>
-    </w:p>
-    <w:p>
-      <w:pPr>
-        <w:spacing w:after="40" w:before="40"/>
-        <w:ind w:left="360" w:hanging="360"/>
-      </w:pPr>
-      <w:r>
-        <w:rPr>
-          <w:rFonts w:ascii="Calibri" w:cs="Calibri" w:eastAsia="Calibri" w:hAnsi="Calibri"/>
-          <w:sz w:val="22"/>
-          <w:szCs w:val="22"/>
-        </w:rPr>
-        <w:t xml:space="preserve">•  Liquidity Preparation</w:t>
-      </w:r>
-    </w:p>
-    <w:p>
-      <w:pPr>
-        <w:spacing w:after="100" w:before="200"/>
-      </w:pPr>
-      <w:r>
-        <w:rPr>
-          <w:rFonts w:ascii="Calibri" w:cs="Calibri" w:eastAsia="Calibri" w:hAnsi="Calibri"/>
-          <w:b/>
-          <w:bCs/>
-          <w:sz w:val="24"/>
-          <w:szCs w:val="24"/>
-        </w:rPr>
-        <w:t xml:space="preserve">Phase 4: Listing</w:t>
-      </w:r>
-    </w:p>
-    <w:p>
-      <w:pPr>
-        <w:spacing w:after="40" w:before="40"/>
-        <w:ind w:left="360" w:hanging="360"/>
-      </w:pPr>
-      <w:r>
-        <w:rPr>
-          <w:rFonts w:ascii="Calibri" w:cs="Calibri" w:eastAsia="Calibri" w:hAnsi="Calibri"/>
-          <w:sz w:val="22"/>
-          <w:szCs w:val="22"/>
-        </w:rPr>
-        <w:t xml:space="preserve">•  Official bitcastle Listing</w:t>
-      </w:r>
-    </w:p>
-    <w:p>
-      <w:pPr>
-        <w:spacing w:after="40" w:before="40"/>
-        <w:ind w:left="360" w:hanging="360"/>
-      </w:pPr>
-      <w:r>
-        <w:rPr>
-          <w:rFonts w:ascii="Calibri" w:cs="Calibri" w:eastAsia="Calibri" w:hAnsi="Calibri"/>
-          <w:sz w:val="22"/>
-          <w:szCs w:val="22"/>
-        </w:rPr>
-        <w:t xml:space="preserve">•  Target ¥10/WISE</w:t>
-      </w:r>
-    </w:p>
-    <w:p>
-      <w:pPr>
-        <w:spacing w:after="40" w:before="40"/>
-        <w:ind w:left="360" w:hanging="360"/>
-      </w:pPr>
-      <w:r>
-        <w:rPr>
-          <w:rFonts w:ascii="Calibri" w:cs="Calibri" w:eastAsia="Calibri" w:hAnsi="Calibri"/>
-          <w:sz w:val="22"/>
-          <w:szCs w:val="22"/>
-        </w:rPr>
-        <w:t xml:space="preserve">•  Next Phase Announcement</w:t>
+        <w:t xml:space="preserve">[IMAGE SUGGESTION: Person managing digital portfolio on laptop or tablet. Modern/professional. Shutterstock keyword: "professional managing crypto portfolio laptop". Designer's choice.]</w:t>
+      </w:r>
+    </w:p>
+    <w:p>
+      <w:pPr>
+        <w:pStyle w:val="Heading2"/>
+        <w:spacing w:after="150" w:before="300"/>
+      </w:pPr>
+      <w:r>
+        <w:rPr>
+          <w:rFonts w:ascii="Calibri" w:cs="Calibri" w:eastAsia="Calibri" w:hAnsi="Calibri"/>
+          <w:b/>
+          <w:bCs/>
+          <w:sz w:val="26"/>
+          <w:szCs w:val="26"/>
+        </w:rPr>
+        <w:t xml:space="preserve">8.1 Daily Passive Income</w:t>
+      </w:r>
+    </w:p>
+    <w:p>
+      <w:pPr>
+        <w:spacing w:after="60" w:before="60"/>
+      </w:pPr>
+      <w:r>
+        <w:rPr>
+          <w:rFonts w:ascii="Calibri" w:cs="Calibri" w:eastAsia="Calibri" w:hAnsi="Calibri"/>
+          <w:sz w:val="22"/>
+          <w:szCs w:val="22"/>
+        </w:rPr>
+        <w:t xml:space="preserve">WISE holders earn a flat 0.3% daily dividend automatically on their holdings. This provides a predictable, transparent income stream — for example, holding 1,000,000 WISE earns 3,000 WISE per day. The same rate applies to every holder.</w:t>
+      </w:r>
+    </w:p>
+    <w:p>
+      <w:pPr>
+        <w:pStyle w:val="Heading2"/>
+        <w:spacing w:after="150" w:before="300"/>
+      </w:pPr>
+      <w:r>
+        <w:rPr>
+          <w:rFonts w:ascii="Calibri" w:cs="Calibri" w:eastAsia="Calibri" w:hAnsi="Calibri"/>
+          <w:b/>
+          <w:bCs/>
+          <w:sz w:val="26"/>
+          <w:szCs w:val="26"/>
+        </w:rPr>
+        <w:t xml:space="preserve">8.2 Long-Term Accumulation</w:t>
+      </w:r>
+    </w:p>
+    <w:p>
+      <w:pPr>
+        <w:spacing w:after="60" w:before="60"/>
+      </w:pPr>
+      <w:r>
+        <w:rPr>
+          <w:rFonts w:ascii="Calibri" w:cs="Calibri" w:eastAsia="Calibri" w:hAnsi="Calibri"/>
+          <w:sz w:val="22"/>
+          <w:szCs w:val="22"/>
+        </w:rPr>
+        <w:t xml:space="preserve">Because dividends are paid daily on every token held, the more WISE you hold, the greater your total daily dividend in absolute terms. Holders can steadily grow their token balance to increase their daily income over time.</w:t>
+      </w:r>
+    </w:p>
+    <w:p>
+      <w:pPr>
+        <w:pStyle w:val="Heading2"/>
+        <w:spacing w:after="150" w:before="300"/>
+      </w:pPr>
+      <w:r>
+        <w:rPr>
+          <w:rFonts w:ascii="Calibri" w:cs="Calibri" w:eastAsia="Calibri" w:hAnsi="Calibri"/>
+          <w:b/>
+          <w:bCs/>
+          <w:sz w:val="26"/>
+          <w:szCs w:val="26"/>
+        </w:rPr>
+        <w:t xml:space="preserve">8.3 Exchange Trading</w:t>
+      </w:r>
+    </w:p>
+    <w:p>
+      <w:pPr>
+        <w:spacing w:after="60" w:before="60"/>
+      </w:pPr>
+      <w:r>
+        <w:rPr>
+          <w:rFonts w:ascii="Calibri" w:cs="Calibri" w:eastAsia="Calibri" w:hAnsi="Calibri"/>
+          <w:sz w:val="22"/>
+          <w:szCs w:val="22"/>
+        </w:rPr>
+        <w:t xml:space="preserve">After listing on bitcastle, WISE tokens can be freely traded against other cryptocurrencies. Holders can take advantage of price movements while continuing to earn daily dividends on their remaining holdings.</w:t>
+      </w:r>
+    </w:p>
+    <w:p>
+      <w:pPr>
+        <w:pStyle w:val="Heading2"/>
+        <w:spacing w:after="150" w:before="300"/>
+      </w:pPr>
+      <w:r>
+        <w:rPr>
+          <w:rFonts w:ascii="Calibri" w:cs="Calibri" w:eastAsia="Calibri" w:hAnsi="Calibri"/>
+          <w:b/>
+          <w:bCs/>
+          <w:sz w:val="26"/>
+          <w:szCs w:val="26"/>
+        </w:rPr>
+        <w:t xml:space="preserve">8.4 Portfolio Diversification</w:t>
+      </w:r>
+    </w:p>
+    <w:p>
+      <w:pPr>
+        <w:spacing w:after="60" w:before="60"/>
+      </w:pPr>
+      <w:r>
+        <w:rPr>
+          <w:rFonts w:ascii="Calibri" w:cs="Calibri" w:eastAsia="Calibri" w:hAnsi="Calibri"/>
+          <w:sz w:val="22"/>
+          <w:szCs w:val="22"/>
+        </w:rPr>
+        <w:t xml:space="preserve">As an ERC-20 token with a built-in daily dividend mechanism, WISE offers a differentiated asset class within a crypto portfolio — providing predictable income generation alongside the growth potential typical of digital assets.</w:t>
       </w:r>
     </w:p>
     <w:p>
@@ -5159,23 +3969,20 @@
           <w:sz w:val="32"/>
           <w:szCs w:val="32"/>
         </w:rPr>
-        <w:t xml:space="preserve">8. USE CASES</w:t>
-      </w:r>
-    </w:p>
-    <w:p>
-      <w:pPr>
-        <w:spacing w:after="100" w:before="100"/>
-      </w:pPr>
-      <w:r>
-        <w:rPr>
-          <w:rFonts w:ascii="Calibri" w:cs="Calibri" w:eastAsia="Calibri" w:hAnsi="Calibri"/>
-          <w:i/>
-          <w:iCs/>
-          <w:sz w:val="20"/>
-          <w:szCs w:val="20"/>
-          <w:shd w:fill="FFFF00" w:val="clear"/>
-        </w:rPr>
-        <w:t xml:space="preserve">[IMAGE SUGGESTION: Person managing digital portfolio on laptop or tablet. Modern/professional. Shutterstock keyword: "professional managing crypto portfolio laptop". Designer's choice.]</w:t>
+        <w:t xml:space="preserve">9. IMPORTANT INFORMATION</w:t>
+      </w:r>
+    </w:p>
+    <w:p>
+      <w:pPr>
+        <w:spacing w:after="60" w:before="60"/>
+      </w:pPr>
+      <w:r>
+        <w:rPr>
+          <w:rFonts w:ascii="Calibri" w:cs="Calibri" w:eastAsia="Calibri" w:hAnsi="Calibri"/>
+          <w:sz w:val="22"/>
+          <w:szCs w:val="22"/>
+        </w:rPr>
+        <w:t xml:space="preserve">To help you participate with confidence, please review the following points.</w:t>
       </w:r>
     </w:p>
     <w:p>
@@ -5191,7 +3998,7 @@
           <w:sz w:val="26"/>
           <w:szCs w:val="26"/>
         </w:rPr>
-        <w:t xml:space="preserve">8.1 Tier-Based Passive Income</w:t>
+        <w:t xml:space="preserve">9.1 Market Conditions</w:t>
       </w:r>
     </w:p>
     <w:p>
@@ -5204,7 +4011,7 @@
           <w:sz w:val="22"/>
           <w:szCs w:val="22"/>
         </w:rPr>
-        <w:t xml:space="preserve">WISE holders earn daily dividends automatically based on their rank tier. The more tokens you hold, the higher your rate — from 0.1% (Regular) up to 0.5% (VIP). This creates a unique incentive to commit long-term and unlock higher rewards.</w:t>
+        <w:t xml:space="preserve">Cryptocurrency prices fluctuate based on market supply and demand. The value of WISE tokens is also subject to these dynamics, and the ¥10 target listing price reflects current projections that may change with market conditions. We recommend participating with funds you can comfortably allocate.</w:t>
       </w:r>
     </w:p>
     <w:p>
@@ -5220,7 +4027,7 @@
           <w:sz w:val="26"/>
           <w:szCs w:val="26"/>
         </w:rPr>
-        <w:t xml:space="preserve">8.2 Strategic Accumulation</w:t>
+        <w:t xml:space="preserve">9.2 Regulatory Environment</w:t>
       </w:r>
     </w:p>
     <w:p>
@@ -5233,7 +4040,7 @@
           <w:sz w:val="22"/>
           <w:szCs w:val="22"/>
         </w:rPr>
-        <w:t xml:space="preserve">The rank system rewards strategic accumulation. Holders can plan their token acquisitions to reach specific tier thresholds — for example, purchasing additional WISE to upgrade from Silver (0.2%) to Gold (0.3%) increases dividend earnings significantly from that point forward.</w:t>
+        <w:t xml:space="preserve">Cryptocurrency regulations differ across jurisdictions. We encourage you to review the regulations applicable in your region before participating. The project is committed to operating in compliance with applicable laws.</w:t>
       </w:r>
     </w:p>
     <w:p>
@@ -5249,7 +4056,7 @@
           <w:sz w:val="26"/>
           <w:szCs w:val="26"/>
         </w:rPr>
-        <w:t xml:space="preserve">8.3 Exchange Trading</w:t>
+        <w:t xml:space="preserve">9.3 Technology</w:t>
       </w:r>
     </w:p>
     <w:p>
@@ -5262,7 +4069,7 @@
           <w:sz w:val="22"/>
           <w:szCs w:val="22"/>
         </w:rPr>
-        <w:t xml:space="preserve">After listing on bitcastle, WISE tokens can be freely traded against other cryptocurrencies. Holders can take advantage of price movements while continuing to earn rank-based dividends on their remaining holdings.</w:t>
+        <w:t xml:space="preserve">WISE uses the ERC-20 standard — the most widely adopted token standard in the industry. The Ethereum blockchain serves as the world's largest smart contract platform with a proven track record of reliability. Please note that network congestion may occasionally result in higher gas fees.</w:t>
       </w:r>
     </w:p>
     <w:p>
@@ -5278,7 +4085,7 @@
           <w:sz w:val="26"/>
           <w:szCs w:val="26"/>
         </w:rPr>
-        <w:t xml:space="preserve">8.4 Portfolio Diversification</w:t>
+        <w:t xml:space="preserve">9.4 Liquidity</w:t>
       </w:r>
     </w:p>
     <w:p>
@@ -5291,7 +4098,36 @@
           <w:sz w:val="22"/>
           <w:szCs w:val="22"/>
         </w:rPr>
-        <w:t xml:space="preserve">As an ERC-20 token with a built-in tiered reward mechanism, WISE offers a differentiated asset class within a crypto portfolio — providing predictable income generation alongside the growth potential typical of digital assets.</w:t>
+        <w:t xml:space="preserve">Once listed on bitcastle, WISE will be freely tradable on the exchange. During the pre-listing period, trading opportunities are limited; however, dividend earnings continue throughout this period at the flat 0.3% daily rate.</w:t>
+      </w:r>
+    </w:p>
+    <w:p>
+      <w:pPr>
+        <w:pStyle w:val="Heading2"/>
+        <w:spacing w:after="150" w:before="300"/>
+      </w:pPr>
+      <w:r>
+        <w:rPr>
+          <w:rFonts w:ascii="Calibri" w:cs="Calibri" w:eastAsia="Calibri" w:hAnsi="Calibri"/>
+          <w:b/>
+          <w:bCs/>
+          <w:sz w:val="26"/>
+          <w:szCs w:val="26"/>
+        </w:rPr>
+        <w:t xml:space="preserve">9.5 Operations</w:t>
+      </w:r>
+    </w:p>
+    <w:p>
+      <w:pPr>
+        <w:spacing w:after="60" w:before="60"/>
+      </w:pPr>
+      <w:r>
+        <w:rPr>
+          <w:rFonts w:ascii="Calibri" w:cs="Calibri" w:eastAsia="Calibri" w:hAnsi="Calibri"/>
+          <w:sz w:val="22"/>
+          <w:szCs w:val="22"/>
+        </w:rPr>
+        <w:t xml:space="preserve">WiseCoin is operated by webwise with full accountability. webwise manages all aspects of the project — token distribution, dividend payments, and the listing process — ensuring consistent and reliable operations.</w:t>
       </w:r>
     </w:p>
     <w:p>
@@ -5312,7 +4148,7 @@
           <w:sz w:val="32"/>
           <w:szCs w:val="32"/>
         </w:rPr>
-        <w:t xml:space="preserve">9. IMPORTANT INFORMATION</w:t>
+        <w:t xml:space="preserve">10. LEGAL DISCLAIMER</w:t>
       </w:r>
     </w:p>
     <w:p>
@@ -5325,186 +4161,7 @@
           <w:sz w:val="22"/>
           <w:szCs w:val="22"/>
         </w:rPr>
-        <w:t xml:space="preserve">To help you participate with confidence, please review the following points.</w:t>
-      </w:r>
-    </w:p>
-    <w:p>
-      <w:pPr>
-        <w:pStyle w:val="Heading2"/>
-        <w:spacing w:after="150" w:before="300"/>
-      </w:pPr>
-      <w:r>
-        <w:rPr>
-          <w:rFonts w:ascii="Calibri" w:cs="Calibri" w:eastAsia="Calibri" w:hAnsi="Calibri"/>
-          <w:b/>
-          <w:bCs/>
-          <w:sz w:val="26"/>
-          <w:szCs w:val="26"/>
-        </w:rPr>
-        <w:t xml:space="preserve">9.1 Market Conditions</w:t>
-      </w:r>
-    </w:p>
-    <w:p>
-      <w:pPr>
-        <w:spacing w:after="60" w:before="60"/>
-      </w:pPr>
-      <w:r>
-        <w:rPr>
-          <w:rFonts w:ascii="Calibri" w:cs="Calibri" w:eastAsia="Calibri" w:hAnsi="Calibri"/>
-          <w:sz w:val="22"/>
-          <w:szCs w:val="22"/>
-        </w:rPr>
-        <w:t xml:space="preserve">Cryptocurrency prices fluctuate based on market supply and demand. The value of WISE tokens is also subject to these dynamics, and the ¥10 target listing price reflects current projections that may change with market conditions. We recommend participating with funds you can comfortably allocate.</w:t>
-      </w:r>
-    </w:p>
-    <w:p>
-      <w:pPr>
-        <w:pStyle w:val="Heading2"/>
-        <w:spacing w:after="150" w:before="300"/>
-      </w:pPr>
-      <w:r>
-        <w:rPr>
-          <w:rFonts w:ascii="Calibri" w:cs="Calibri" w:eastAsia="Calibri" w:hAnsi="Calibri"/>
-          <w:b/>
-          <w:bCs/>
-          <w:sz w:val="26"/>
-          <w:szCs w:val="26"/>
-        </w:rPr>
-        <w:t xml:space="preserve">9.2 Regulatory Environment</w:t>
-      </w:r>
-    </w:p>
-    <w:p>
-      <w:pPr>
-        <w:spacing w:after="60" w:before="60"/>
-      </w:pPr>
-      <w:r>
-        <w:rPr>
-          <w:rFonts w:ascii="Calibri" w:cs="Calibri" w:eastAsia="Calibri" w:hAnsi="Calibri"/>
-          <w:sz w:val="22"/>
-          <w:szCs w:val="22"/>
-        </w:rPr>
-        <w:t xml:space="preserve">Cryptocurrency regulations differ across jurisdictions. We encourage you to review the regulations applicable in your region before participating. The project is committed to operating in compliance with applicable laws.</w:t>
-      </w:r>
-    </w:p>
-    <w:p>
-      <w:pPr>
-        <w:pStyle w:val="Heading2"/>
-        <w:spacing w:after="150" w:before="300"/>
-      </w:pPr>
-      <w:r>
-        <w:rPr>
-          <w:rFonts w:ascii="Calibri" w:cs="Calibri" w:eastAsia="Calibri" w:hAnsi="Calibri"/>
-          <w:b/>
-          <w:bCs/>
-          <w:sz w:val="26"/>
-          <w:szCs w:val="26"/>
-        </w:rPr>
-        <w:t xml:space="preserve">9.3 Technology</w:t>
-      </w:r>
-    </w:p>
-    <w:p>
-      <w:pPr>
-        <w:spacing w:after="60" w:before="60"/>
-      </w:pPr>
-      <w:r>
-        <w:rPr>
-          <w:rFonts w:ascii="Calibri" w:cs="Calibri" w:eastAsia="Calibri" w:hAnsi="Calibri"/>
-          <w:sz w:val="22"/>
-          <w:szCs w:val="22"/>
-        </w:rPr>
-        <w:t xml:space="preserve">WISE uses the ERC-20 standard — the most widely adopted token standard in the industry. The Ethereum blockchain serves as the world's largest smart contract platform with a proven track record of reliability. Please note that network congestion may occasionally result in higher gas fees.</w:t>
-      </w:r>
-    </w:p>
-    <w:p>
-      <w:pPr>
-        <w:pStyle w:val="Heading2"/>
-        <w:spacing w:after="150" w:before="300"/>
-      </w:pPr>
-      <w:r>
-        <w:rPr>
-          <w:rFonts w:ascii="Calibri" w:cs="Calibri" w:eastAsia="Calibri" w:hAnsi="Calibri"/>
-          <w:b/>
-          <w:bCs/>
-          <w:sz w:val="26"/>
-          <w:szCs w:val="26"/>
-        </w:rPr>
-        <w:t xml:space="preserve">9.4 Liquidity</w:t>
-      </w:r>
-    </w:p>
-    <w:p>
-      <w:pPr>
-        <w:spacing w:after="60" w:before="60"/>
-      </w:pPr>
-      <w:r>
-        <w:rPr>
-          <w:rFonts w:ascii="Calibri" w:cs="Calibri" w:eastAsia="Calibri" w:hAnsi="Calibri"/>
-          <w:sz w:val="22"/>
-          <w:szCs w:val="22"/>
-        </w:rPr>
-        <w:t xml:space="preserve">Once listed on bitcastle, WISE will be freely tradable on the exchange. During the pre-listing period, trading opportunities are limited; however, dividend earnings continue throughout this period based on each holder's rank.</w:t>
-      </w:r>
-    </w:p>
-    <w:p>
-      <w:pPr>
-        <w:pStyle w:val="Heading2"/>
-        <w:spacing w:after="150" w:before="300"/>
-      </w:pPr>
-      <w:r>
-        <w:rPr>
-          <w:rFonts w:ascii="Calibri" w:cs="Calibri" w:eastAsia="Calibri" w:hAnsi="Calibri"/>
-          <w:b/>
-          <w:bCs/>
-          <w:sz w:val="26"/>
-          <w:szCs w:val="26"/>
-        </w:rPr>
-        <w:t xml:space="preserve">9.5 Operations</w:t>
-      </w:r>
-    </w:p>
-    <w:p>
-      <w:pPr>
-        <w:spacing w:after="60" w:before="60"/>
-      </w:pPr>
-      <w:r>
-        <w:rPr>
-          <w:rFonts w:ascii="Calibri" w:cs="Calibri" w:eastAsia="Calibri" w:hAnsi="Calibri"/>
-          <w:sz w:val="22"/>
-          <w:szCs w:val="22"/>
-        </w:rPr>
-        <w:t xml:space="preserve">WISE COIN is operated by webwise with full accountability. webwise manages all aspects of the project — token distribution, dividend payments, and the listing process — ensuring consistent and reliable operations.</w:t>
-      </w:r>
-    </w:p>
-    <w:p>
-      <w:r>
-        <w:br w:type="page"/>
-      </w:r>
-    </w:p>
-    <w:p>
-      <w:pPr>
-        <w:pStyle w:val="Heading1"/>
-        <w:spacing w:after="200" w:before="400"/>
-      </w:pPr>
-      <w:r>
-        <w:rPr>
-          <w:rFonts w:ascii="Calibri" w:cs="Calibri" w:eastAsia="Calibri" w:hAnsi="Calibri"/>
-          <w:b/>
-          <w:bCs/>
-          <w:sz w:val="32"/>
-          <w:szCs w:val="32"/>
-        </w:rPr>
-        <w:t xml:space="preserve">10. LEGAL DISCLAIMER</w:t>
-      </w:r>
-    </w:p>
-    <w:p>
-      <w:pPr>
-        <w:spacing w:after="60" w:before="60"/>
-      </w:pPr>
-      <w:r>
-        <w:rPr>
-          <w:rFonts w:ascii="Calibri" w:cs="Calibri" w:eastAsia="Calibri" w:hAnsi="Calibri"/>
-          <w:sz w:val="22"/>
-          <w:szCs w:val="22"/>
-        </w:rPr>
-        <w:t xml:space="preserve">WISE COIN (WISE) is a utility token issued under the ERC-20 standard. It is not classified as a security under applicable securities laws, including but not limited to the Financial Instruments and Exchange Act of Japan.</w:t>
+        <w:t xml:space="preserve">WiseCoin (WISE) is a utility token issued under the ERC-20 standard. It is not classified as a security under applicable securities laws, including but not limited to the Financial Instruments and Exchange Act of Japan.</w:t>
       </w:r>
     </w:p>
     <w:p>
